--- a/ENTREVISTA INFORMATIVA.docx
+++ b/ENTREVISTA INFORMATIVA.docx
@@ -158,13 +158,11 @@
           </w:tcPr>
           <w:p>
             <w:pPr>
-              <w:jc w:val="both"/>
               <w:rPr>
                 <w:rFonts w:ascii="Arial" w:hAnsi="Arial" w:cs="Arial"/>
                 <w:b/>
-                <w:color w:val="000000" w:themeColor="text1"/>
-                <w:sz w:val="22"/>
-                <w:szCs w:val="22"/>
+                <w:sz w:val="20"/>
+                <w:szCs w:val="20"/>
                 <w:lang w:val="es-BO"/>
               </w:rPr>
             </w:pPr>
@@ -172,12 +170,47 @@
             <w:r>
               <w:rPr>
                 <w:rFonts w:ascii="Arial" w:hAnsi="Arial" w:cs="Arial"/>
-                <w:color w:val="000000" w:themeColor="text1"/>
-                <w:sz w:val="22"/>
-                <w:szCs w:val="22"/>
-                <w:lang w:val="es-BO"/>
-              </w:rPr>
-              <w:t>PRESUNTA VICTIMA:</w:t>
+                <w:sz w:val="20"/>
+                <w:szCs w:val="20"/>
+                <w:lang w:val="es-BO"/>
+              </w:rPr>
+              <w:t>PRESUNT</w:t>
+            </w:r>
+            <w:r>
+              <w:rPr>
+                <w:rFonts w:ascii="Arial" w:hAnsi="Arial" w:cs="Arial"/>
+                <w:sz w:val="20"/>
+                <w:szCs w:val="20"/>
+                <w:lang w:val="es-BO"/>
+              </w:rPr>
+              <w:t>A</w:t>
+            </w:r>
+            <w:r>
+              <w:rPr>
+                <w:rFonts w:ascii="Arial" w:hAnsi="Arial" w:cs="Arial"/>
+                <w:sz w:val="20"/>
+                <w:szCs w:val="20"/>
+                <w:lang w:val="es-BO"/>
+              </w:rPr>
+              <w:t xml:space="preserve"> </w:t>
+            </w:r>
+            <w:r>
+              <w:rPr>
+                <w:rFonts w:ascii="Arial" w:hAnsi="Arial" w:cs="Arial"/>
+                <w:sz w:val="20"/>
+                <w:szCs w:val="20"/>
+                <w:lang w:val="es-BO"/>
+              </w:rPr>
+              <w:t xml:space="preserve">NNA </w:t>
+            </w:r>
+            <w:r>
+              <w:rPr>
+                <w:rFonts w:ascii="Arial" w:hAnsi="Arial" w:cs="Arial"/>
+                <w:sz w:val="20"/>
+                <w:szCs w:val="20"/>
+                <w:lang w:val="es-BO"/>
+              </w:rPr>
+              <w:t>VICTIMA:</w:t>
             </w:r>
           </w:p>
         </w:tc>
@@ -200,22 +233,19 @@
           </w:tcPr>
           <w:p>
             <w:pPr>
-              <w:jc w:val="both"/>
               <w:rPr>
                 <w:rFonts w:ascii="Arial" w:hAnsi="Arial" w:cs="Arial"/>
                 <w:b/>
-                <w:color w:val="000000" w:themeColor="text1"/>
-                <w:sz w:val="22"/>
-                <w:szCs w:val="22"/>
+                <w:sz w:val="20"/>
+                <w:szCs w:val="20"/>
                 <w:lang w:val="es-BO"/>
               </w:rPr>
             </w:pPr>
             <w:r>
               <w:rPr>
                 <w:rFonts w:ascii="Arial" w:hAnsi="Arial" w:cs="Arial"/>
-                <w:color w:val="000000" w:themeColor="text1"/>
-                <w:sz w:val="22"/>
-                <w:szCs w:val="22"/>
+                <w:sz w:val="20"/>
+                <w:szCs w:val="20"/>
                 <w:lang w:val="es-BO"/>
               </w:rPr>
               <w:t>NOMBRES Y APELLIDOS:</w:t>
@@ -231,28 +261,24 @@
               <w:bottom w:val="outset" w:sz="6" w:space="0" w:color="A6A6A6" w:themeColor="background1" w:themeShade="A6"/>
               <w:right w:val="outset" w:sz="6" w:space="0" w:color="A6A6A6" w:themeColor="background1" w:themeShade="A6"/>
             </w:tcBorders>
-            <w:hideMark/>
           </w:tcPr>
           <w:p>
             <w:pPr>
-              <w:jc w:val="both"/>
-              <w:rPr>
-                <w:rFonts w:ascii="Arial" w:hAnsi="Arial" w:cs="Arial"/>
-                <w:color w:val="000000" w:themeColor="text1"/>
-                <w:sz w:val="22"/>
-                <w:szCs w:val="22"/>
+              <w:rPr>
+                <w:rFonts w:ascii="Arial" w:hAnsi="Arial" w:cs="Arial"/>
+                <w:sz w:val="20"/>
+                <w:szCs w:val="20"/>
                 <w:lang w:val="es-BO"/>
               </w:rPr>
             </w:pPr>
             <w:r>
               <w:rPr>
                 <w:rFonts w:ascii="Arial" w:hAnsi="Arial" w:cs="Arial"/>
-                <w:color w:val="000000" w:themeColor="text1"/>
-                <w:sz w:val="22"/>
-                <w:szCs w:val="22"/>
-                <w:lang w:val="es-BO"/>
-              </w:rPr>
-              <w:t>ARACELY SURCO CHACOLLA</w:t>
+                <w:sz w:val="20"/>
+                <w:szCs w:val="20"/>
+                <w:lang w:val="es-BO"/>
+              </w:rPr>
+              <w:t>GIOVANI RAFAEL CABEZAS PÉREZ</w:t>
             </w:r>
           </w:p>
         </w:tc>
@@ -275,22 +301,19 @@
           </w:tcPr>
           <w:p>
             <w:pPr>
-              <w:jc w:val="both"/>
               <w:rPr>
                 <w:rFonts w:ascii="Arial" w:hAnsi="Arial" w:cs="Arial"/>
                 <w:b/>
-                <w:color w:val="000000" w:themeColor="text1"/>
-                <w:sz w:val="22"/>
-                <w:szCs w:val="22"/>
+                <w:sz w:val="20"/>
+                <w:szCs w:val="20"/>
                 <w:lang w:val="es-BO"/>
               </w:rPr>
             </w:pPr>
             <w:r>
               <w:rPr>
                 <w:rFonts w:ascii="Arial" w:hAnsi="Arial" w:cs="Arial"/>
-                <w:color w:val="000000" w:themeColor="text1"/>
-                <w:sz w:val="22"/>
-                <w:szCs w:val="22"/>
+                <w:sz w:val="20"/>
+                <w:szCs w:val="20"/>
                 <w:lang w:val="es-BO"/>
               </w:rPr>
               <w:t>EDAD:</w:t>
@@ -306,28 +329,24 @@
               <w:bottom w:val="outset" w:sz="6" w:space="0" w:color="A6A6A6" w:themeColor="background1" w:themeShade="A6"/>
               <w:right w:val="outset" w:sz="6" w:space="0" w:color="A6A6A6" w:themeColor="background1" w:themeShade="A6"/>
             </w:tcBorders>
-            <w:hideMark/>
           </w:tcPr>
           <w:p>
             <w:pPr>
-              <w:jc w:val="both"/>
-              <w:rPr>
-                <w:rFonts w:ascii="Arial" w:hAnsi="Arial" w:cs="Arial"/>
-                <w:color w:val="000000" w:themeColor="text1"/>
-                <w:sz w:val="22"/>
-                <w:szCs w:val="22"/>
+              <w:rPr>
+                <w:rFonts w:ascii="Arial" w:hAnsi="Arial" w:cs="Arial"/>
+                <w:sz w:val="20"/>
+                <w:szCs w:val="20"/>
                 <w:lang w:val="es-BO"/>
               </w:rPr>
             </w:pPr>
             <w:r>
               <w:rPr>
                 <w:rFonts w:ascii="Arial" w:hAnsi="Arial" w:cs="Arial"/>
-                <w:color w:val="000000" w:themeColor="text1"/>
-                <w:sz w:val="22"/>
-                <w:szCs w:val="22"/>
-                <w:lang w:val="es-BO"/>
-              </w:rPr>
-              <w:t>28</w:t>
+                <w:sz w:val="20"/>
+                <w:szCs w:val="20"/>
+                <w:lang w:val="es-BO"/>
+              </w:rPr>
+              <w:t>15</w:t>
             </w:r>
           </w:p>
         </w:tc>
@@ -350,22 +369,19 @@
           </w:tcPr>
           <w:p>
             <w:pPr>
-              <w:jc w:val="both"/>
               <w:rPr>
                 <w:rFonts w:ascii="Arial" w:hAnsi="Arial" w:cs="Arial"/>
                 <w:b/>
-                <w:color w:val="000000" w:themeColor="text1"/>
-                <w:sz w:val="22"/>
-                <w:szCs w:val="22"/>
+                <w:sz w:val="20"/>
+                <w:szCs w:val="20"/>
                 <w:lang w:val="es-BO"/>
               </w:rPr>
             </w:pPr>
             <w:r>
               <w:rPr>
                 <w:rFonts w:ascii="Arial" w:hAnsi="Arial" w:cs="Arial"/>
-                <w:color w:val="000000" w:themeColor="text1"/>
-                <w:sz w:val="22"/>
-                <w:szCs w:val="22"/>
+                <w:sz w:val="20"/>
+                <w:szCs w:val="20"/>
                 <w:lang w:val="es-BO"/>
               </w:rPr>
               <w:t>SEXO:</w:t>
@@ -381,28 +397,24 @@
               <w:bottom w:val="outset" w:sz="6" w:space="0" w:color="A6A6A6" w:themeColor="background1" w:themeShade="A6"/>
               <w:right w:val="outset" w:sz="6" w:space="0" w:color="A6A6A6" w:themeColor="background1" w:themeShade="A6"/>
             </w:tcBorders>
-            <w:hideMark/>
           </w:tcPr>
           <w:p>
             <w:pPr>
-              <w:jc w:val="both"/>
-              <w:rPr>
-                <w:rFonts w:ascii="Arial" w:hAnsi="Arial" w:cs="Arial"/>
-                <w:color w:val="000000" w:themeColor="text1"/>
-                <w:sz w:val="22"/>
-                <w:szCs w:val="22"/>
+              <w:rPr>
+                <w:rFonts w:ascii="Arial" w:hAnsi="Arial" w:cs="Arial"/>
+                <w:sz w:val="20"/>
+                <w:szCs w:val="20"/>
                 <w:lang w:val="es-BO"/>
               </w:rPr>
             </w:pPr>
             <w:r>
               <w:rPr>
                 <w:rFonts w:ascii="Arial" w:hAnsi="Arial" w:cs="Arial"/>
-                <w:color w:val="000000" w:themeColor="text1"/>
-                <w:sz w:val="22"/>
-                <w:szCs w:val="22"/>
-                <w:lang w:val="es-BO"/>
-              </w:rPr>
-              <w:t>FEMENINO</w:t>
+                <w:sz w:val="20"/>
+                <w:szCs w:val="20"/>
+                <w:lang w:val="es-BO"/>
+              </w:rPr>
+              <w:t xml:space="preserve">FEMENINO </w:t>
             </w:r>
           </w:p>
         </w:tc>
@@ -421,25 +433,21 @@
               <w:bottom w:val="outset" w:sz="6" w:space="0" w:color="A6A6A6" w:themeColor="background1" w:themeShade="A6"/>
               <w:right w:val="outset" w:sz="6" w:space="0" w:color="A6A6A6" w:themeColor="background1" w:themeShade="A6"/>
             </w:tcBorders>
-            <w:hideMark/>
           </w:tcPr>
           <w:p>
             <w:pPr>
-              <w:jc w:val="both"/>
-              <w:rPr>
-                <w:rFonts w:ascii="Arial" w:hAnsi="Arial" w:cs="Arial"/>
-                <w:color w:val="000000" w:themeColor="text1"/>
-                <w:sz w:val="22"/>
-                <w:szCs w:val="22"/>
+              <w:rPr>
+                <w:rFonts w:ascii="Arial" w:hAnsi="Arial" w:cs="Arial"/>
+                <w:sz w:val="20"/>
+                <w:szCs w:val="20"/>
                 <w:lang w:val="es-BO"/>
               </w:rPr>
             </w:pPr>
             <w:r>
               <w:rPr>
                 <w:rFonts w:ascii="Arial" w:hAnsi="Arial" w:cs="Arial"/>
-                <w:color w:val="000000" w:themeColor="text1"/>
-                <w:sz w:val="22"/>
-                <w:szCs w:val="22"/>
+                <w:sz w:val="20"/>
+                <w:szCs w:val="20"/>
                 <w:lang w:val="es-BO"/>
               </w:rPr>
               <w:t>FECHA DE NACIMIENTO:</w:t>
@@ -455,28 +463,24 @@
               <w:bottom w:val="outset" w:sz="6" w:space="0" w:color="A6A6A6" w:themeColor="background1" w:themeShade="A6"/>
               <w:right w:val="outset" w:sz="6" w:space="0" w:color="A6A6A6" w:themeColor="background1" w:themeShade="A6"/>
             </w:tcBorders>
-            <w:hideMark/>
           </w:tcPr>
           <w:p>
             <w:pPr>
-              <w:jc w:val="both"/>
-              <w:rPr>
-                <w:rFonts w:ascii="Arial" w:hAnsi="Arial" w:cs="Arial"/>
-                <w:color w:val="000000" w:themeColor="text1"/>
-                <w:sz w:val="22"/>
-                <w:szCs w:val="22"/>
+              <w:rPr>
+                <w:rFonts w:ascii="Arial" w:hAnsi="Arial" w:cs="Arial"/>
+                <w:sz w:val="20"/>
+                <w:szCs w:val="20"/>
                 <w:lang w:val="es-BO"/>
               </w:rPr>
             </w:pPr>
             <w:r>
               <w:rPr>
                 <w:rFonts w:ascii="Arial" w:hAnsi="Arial" w:cs="Arial"/>
-                <w:color w:val="000000" w:themeColor="text1"/>
-                <w:sz w:val="22"/>
-                <w:szCs w:val="22"/>
-                <w:lang w:val="es-BO"/>
-              </w:rPr>
-              <w:t>28/08/1997</w:t>
+                <w:sz w:val="20"/>
+                <w:szCs w:val="20"/>
+                <w:lang w:val="es-BO"/>
+              </w:rPr>
+              <w:t>07/08/2010</w:t>
             </w:r>
           </w:p>
         </w:tc>
@@ -495,25 +499,21 @@
               <w:bottom w:val="outset" w:sz="6" w:space="0" w:color="A6A6A6" w:themeColor="background1" w:themeShade="A6"/>
               <w:right w:val="outset" w:sz="6" w:space="0" w:color="A6A6A6" w:themeColor="background1" w:themeShade="A6"/>
             </w:tcBorders>
-            <w:hideMark/>
           </w:tcPr>
           <w:p>
             <w:pPr>
-              <w:jc w:val="both"/>
-              <w:rPr>
-                <w:rFonts w:ascii="Arial" w:hAnsi="Arial" w:cs="Arial"/>
-                <w:color w:val="000000" w:themeColor="text1"/>
-                <w:sz w:val="22"/>
-                <w:szCs w:val="22"/>
+              <w:rPr>
+                <w:rFonts w:ascii="Arial" w:hAnsi="Arial" w:cs="Arial"/>
+                <w:sz w:val="20"/>
+                <w:szCs w:val="20"/>
                 <w:lang w:val="es-BO"/>
               </w:rPr>
             </w:pPr>
             <w:r>
               <w:rPr>
                 <w:rFonts w:ascii="Arial" w:hAnsi="Arial" w:cs="Arial"/>
-                <w:color w:val="000000" w:themeColor="text1"/>
-                <w:sz w:val="22"/>
-                <w:szCs w:val="22"/>
+                <w:sz w:val="20"/>
+                <w:szCs w:val="20"/>
                 <w:lang w:val="es-BO"/>
               </w:rPr>
               <w:t>LUGAR DE NACIMIENTO:</w:t>
@@ -529,28 +529,24 @@
               <w:bottom w:val="outset" w:sz="6" w:space="0" w:color="A6A6A6" w:themeColor="background1" w:themeShade="A6"/>
               <w:right w:val="outset" w:sz="6" w:space="0" w:color="A6A6A6" w:themeColor="background1" w:themeShade="A6"/>
             </w:tcBorders>
-            <w:hideMark/>
           </w:tcPr>
           <w:p>
             <w:pPr>
-              <w:jc w:val="both"/>
-              <w:rPr>
-                <w:rFonts w:ascii="Arial" w:hAnsi="Arial" w:cs="Arial"/>
-                <w:color w:val="000000" w:themeColor="text1"/>
-                <w:sz w:val="22"/>
-                <w:szCs w:val="22"/>
+              <w:rPr>
+                <w:rFonts w:ascii="Arial" w:hAnsi="Arial" w:cs="Arial"/>
+                <w:sz w:val="20"/>
+                <w:szCs w:val="20"/>
                 <w:lang w:val="es-BO"/>
               </w:rPr>
             </w:pPr>
             <w:r>
               <w:rPr>
                 <w:rFonts w:ascii="Arial" w:hAnsi="Arial" w:cs="Arial"/>
-                <w:color w:val="000000" w:themeColor="text1"/>
-                <w:sz w:val="22"/>
-                <w:szCs w:val="22"/>
-                <w:lang w:val="es-BO"/>
-              </w:rPr>
-              <w:t>LA PAZ</w:t>
+                <w:sz w:val="20"/>
+                <w:szCs w:val="20"/>
+                <w:lang w:val="es-BO"/>
+              </w:rPr>
+              <w:t>Tarija</w:t>
             </w:r>
           </w:p>
         </w:tc>
@@ -569,25 +565,21 @@
               <w:bottom w:val="outset" w:sz="6" w:space="0" w:color="A6A6A6" w:themeColor="background1" w:themeShade="A6"/>
               <w:right w:val="outset" w:sz="6" w:space="0" w:color="A6A6A6" w:themeColor="background1" w:themeShade="A6"/>
             </w:tcBorders>
-            <w:hideMark/>
           </w:tcPr>
           <w:p>
             <w:pPr>
-              <w:jc w:val="both"/>
-              <w:rPr>
-                <w:rFonts w:ascii="Arial" w:hAnsi="Arial" w:cs="Arial"/>
-                <w:color w:val="000000" w:themeColor="text1"/>
-                <w:sz w:val="22"/>
-                <w:szCs w:val="22"/>
+              <w:rPr>
+                <w:rFonts w:ascii="Arial" w:hAnsi="Arial" w:cs="Arial"/>
+                <w:sz w:val="20"/>
+                <w:szCs w:val="20"/>
                 <w:lang w:val="es-BO"/>
               </w:rPr>
             </w:pPr>
             <w:r>
               <w:rPr>
                 <w:rFonts w:ascii="Arial" w:hAnsi="Arial" w:cs="Arial"/>
-                <w:color w:val="000000" w:themeColor="text1"/>
-                <w:sz w:val="22"/>
-                <w:szCs w:val="22"/>
+                <w:sz w:val="20"/>
+                <w:szCs w:val="20"/>
                 <w:lang w:val="es-BO"/>
               </w:rPr>
               <w:t>GRADO DE INSTRUCCIÓN:</w:t>
@@ -606,12 +598,10 @@
           </w:tcPr>
           <w:p>
             <w:pPr>
-              <w:jc w:val="both"/>
-              <w:rPr>
-                <w:rFonts w:ascii="Arial" w:hAnsi="Arial" w:cs="Arial"/>
-                <w:color w:val="000000" w:themeColor="text1"/>
-                <w:sz w:val="22"/>
-                <w:szCs w:val="22"/>
+              <w:rPr>
+                <w:rFonts w:ascii="Arial" w:hAnsi="Arial" w:cs="Arial"/>
+                <w:sz w:val="20"/>
+                <w:szCs w:val="20"/>
                 <w:lang w:val="es-BO"/>
               </w:rPr>
             </w:pPr>
@@ -632,25 +622,21 @@
               <w:bottom w:val="outset" w:sz="6" w:space="0" w:color="A6A6A6" w:themeColor="background1" w:themeShade="A6"/>
               <w:right w:val="outset" w:sz="6" w:space="0" w:color="A6A6A6" w:themeColor="background1" w:themeShade="A6"/>
             </w:tcBorders>
-            <w:hideMark/>
           </w:tcPr>
           <w:p>
             <w:pPr>
-              <w:jc w:val="both"/>
-              <w:rPr>
-                <w:rFonts w:ascii="Arial" w:hAnsi="Arial" w:cs="Arial"/>
-                <w:color w:val="000000" w:themeColor="text1"/>
-                <w:sz w:val="22"/>
-                <w:szCs w:val="22"/>
+              <w:rPr>
+                <w:rFonts w:ascii="Arial" w:hAnsi="Arial" w:cs="Arial"/>
+                <w:sz w:val="20"/>
+                <w:szCs w:val="20"/>
                 <w:lang w:val="es-BO"/>
               </w:rPr>
             </w:pPr>
             <w:r>
               <w:rPr>
                 <w:rFonts w:ascii="Arial" w:hAnsi="Arial" w:cs="Arial"/>
-                <w:color w:val="000000" w:themeColor="text1"/>
-                <w:sz w:val="22"/>
-                <w:szCs w:val="22"/>
+                <w:sz w:val="20"/>
+                <w:szCs w:val="20"/>
                 <w:lang w:val="es-BO"/>
               </w:rPr>
               <w:t>UNIDAD EDUCATIVA:</w:t>
@@ -669,12 +655,10 @@
           </w:tcPr>
           <w:p>
             <w:pPr>
-              <w:jc w:val="both"/>
-              <w:rPr>
-                <w:rFonts w:ascii="Arial" w:hAnsi="Arial" w:cs="Arial"/>
-                <w:color w:val="000000" w:themeColor="text1"/>
-                <w:sz w:val="22"/>
-                <w:szCs w:val="22"/>
+              <w:rPr>
+                <w:rFonts w:ascii="Arial" w:hAnsi="Arial" w:cs="Arial"/>
+                <w:sz w:val="20"/>
+                <w:szCs w:val="20"/>
                 <w:lang w:val="es-BO"/>
               </w:rPr>
             </w:pPr>
@@ -695,25 +679,21 @@
               <w:bottom w:val="outset" w:sz="6" w:space="0" w:color="A6A6A6" w:themeColor="background1" w:themeShade="A6"/>
               <w:right w:val="outset" w:sz="6" w:space="0" w:color="A6A6A6" w:themeColor="background1" w:themeShade="A6"/>
             </w:tcBorders>
-            <w:hideMark/>
           </w:tcPr>
           <w:p>
             <w:pPr>
-              <w:jc w:val="both"/>
-              <w:rPr>
-                <w:rFonts w:ascii="Arial" w:hAnsi="Arial" w:cs="Arial"/>
-                <w:color w:val="000000" w:themeColor="text1"/>
-                <w:sz w:val="22"/>
-                <w:szCs w:val="22"/>
+              <w:rPr>
+                <w:rFonts w:ascii="Arial" w:hAnsi="Arial" w:cs="Arial"/>
+                <w:sz w:val="20"/>
+                <w:szCs w:val="20"/>
                 <w:lang w:val="es-BO"/>
               </w:rPr>
             </w:pPr>
             <w:r>
               <w:rPr>
                 <w:rFonts w:ascii="Arial" w:hAnsi="Arial" w:cs="Arial"/>
-                <w:color w:val="000000" w:themeColor="text1"/>
-                <w:sz w:val="22"/>
-                <w:szCs w:val="22"/>
+                <w:sz w:val="20"/>
+                <w:szCs w:val="20"/>
                 <w:lang w:val="es-BO"/>
               </w:rPr>
               <w:t>OCUPACIÓN:</w:t>
@@ -729,28 +709,24 @@
               <w:bottom w:val="outset" w:sz="6" w:space="0" w:color="A6A6A6" w:themeColor="background1" w:themeShade="A6"/>
               <w:right w:val="outset" w:sz="6" w:space="0" w:color="A6A6A6" w:themeColor="background1" w:themeShade="A6"/>
             </w:tcBorders>
-            <w:hideMark/>
           </w:tcPr>
           <w:p>
             <w:pPr>
-              <w:jc w:val="both"/>
-              <w:rPr>
-                <w:rFonts w:ascii="Arial" w:hAnsi="Arial" w:cs="Arial"/>
-                <w:color w:val="000000" w:themeColor="text1"/>
-                <w:sz w:val="22"/>
-                <w:szCs w:val="22"/>
+              <w:rPr>
+                <w:rFonts w:ascii="Arial" w:hAnsi="Arial" w:cs="Arial"/>
+                <w:sz w:val="20"/>
+                <w:szCs w:val="20"/>
                 <w:lang w:val="es-BO"/>
               </w:rPr>
             </w:pPr>
             <w:r>
               <w:rPr>
                 <w:rFonts w:ascii="Arial" w:hAnsi="Arial" w:cs="Arial"/>
-                <w:color w:val="000000" w:themeColor="text1"/>
-                <w:sz w:val="22"/>
-                <w:szCs w:val="22"/>
-                <w:lang w:val="es-BO"/>
-              </w:rPr>
-              <w:t>INSTRUCTORA EN FATECIPOL Tarija</w:t>
+                <w:sz w:val="20"/>
+                <w:szCs w:val="20"/>
+                <w:lang w:val="es-BO"/>
+              </w:rPr>
+              <w:t xml:space="preserve">ESTUDIANTE </w:t>
             </w:r>
           </w:p>
         </w:tc>
@@ -769,25 +745,21 @@
               <w:bottom w:val="outset" w:sz="6" w:space="0" w:color="A6A6A6" w:themeColor="background1" w:themeShade="A6"/>
               <w:right w:val="outset" w:sz="6" w:space="0" w:color="A6A6A6" w:themeColor="background1" w:themeShade="A6"/>
             </w:tcBorders>
-            <w:hideMark/>
           </w:tcPr>
           <w:p>
             <w:pPr>
-              <w:jc w:val="both"/>
-              <w:rPr>
-                <w:rFonts w:ascii="Arial" w:hAnsi="Arial" w:cs="Arial"/>
-                <w:color w:val="000000" w:themeColor="text1"/>
-                <w:sz w:val="22"/>
-                <w:szCs w:val="22"/>
+              <w:rPr>
+                <w:rFonts w:ascii="Arial" w:hAnsi="Arial" w:cs="Arial"/>
+                <w:sz w:val="20"/>
+                <w:szCs w:val="20"/>
                 <w:lang w:val="es-BO"/>
               </w:rPr>
             </w:pPr>
             <w:r>
               <w:rPr>
                 <w:rFonts w:ascii="Arial" w:hAnsi="Arial" w:cs="Arial"/>
-                <w:color w:val="000000" w:themeColor="text1"/>
-                <w:sz w:val="22"/>
-                <w:szCs w:val="22"/>
+                <w:sz w:val="20"/>
+                <w:szCs w:val="20"/>
                 <w:lang w:val="es-BO"/>
               </w:rPr>
               <w:t>DOMICILIO:</w:t>
@@ -803,28 +775,24 @@
               <w:bottom w:val="outset" w:sz="6" w:space="0" w:color="A6A6A6" w:themeColor="background1" w:themeShade="A6"/>
               <w:right w:val="outset" w:sz="6" w:space="0" w:color="A6A6A6" w:themeColor="background1" w:themeShade="A6"/>
             </w:tcBorders>
-            <w:hideMark/>
           </w:tcPr>
           <w:p>
             <w:pPr>
-              <w:jc w:val="both"/>
-              <w:rPr>
-                <w:rFonts w:ascii="Arial" w:hAnsi="Arial" w:cs="Arial"/>
-                <w:color w:val="000000" w:themeColor="text1"/>
-                <w:sz w:val="22"/>
-                <w:szCs w:val="22"/>
+              <w:rPr>
+                <w:rFonts w:ascii="Arial" w:hAnsi="Arial" w:cs="Arial"/>
+                <w:sz w:val="20"/>
+                <w:szCs w:val="20"/>
                 <w:lang w:val="es-BO"/>
               </w:rPr>
             </w:pPr>
             <w:r>
               <w:rPr>
                 <w:rFonts w:ascii="Arial" w:hAnsi="Arial" w:cs="Arial"/>
-                <w:color w:val="000000" w:themeColor="text1"/>
-                <w:sz w:val="22"/>
-                <w:szCs w:val="22"/>
-                <w:lang w:val="es-BO"/>
-              </w:rPr>
-              <w:t>BARRIO EL TEJAR</w:t>
+                <w:sz w:val="20"/>
+                <w:szCs w:val="20"/>
+                <w:lang w:val="es-BO"/>
+              </w:rPr>
+              <w:t>BARRIO SAN JORGE 2</w:t>
             </w:r>
           </w:p>
         </w:tc>
@@ -843,25 +811,21 @@
               <w:bottom w:val="outset" w:sz="6" w:space="0" w:color="A6A6A6" w:themeColor="background1" w:themeShade="A6"/>
               <w:right w:val="outset" w:sz="6" w:space="0" w:color="A6A6A6" w:themeColor="background1" w:themeShade="A6"/>
             </w:tcBorders>
-            <w:hideMark/>
           </w:tcPr>
           <w:p>
             <w:pPr>
-              <w:jc w:val="both"/>
-              <w:rPr>
-                <w:rFonts w:ascii="Arial" w:hAnsi="Arial" w:cs="Arial"/>
-                <w:color w:val="000000" w:themeColor="text1"/>
-                <w:sz w:val="22"/>
-                <w:szCs w:val="22"/>
+              <w:rPr>
+                <w:rFonts w:ascii="Arial" w:hAnsi="Arial" w:cs="Arial"/>
+                <w:sz w:val="20"/>
+                <w:szCs w:val="20"/>
                 <w:lang w:val="es-BO"/>
               </w:rPr>
             </w:pPr>
             <w:r>
               <w:rPr>
                 <w:rFonts w:ascii="Arial" w:hAnsi="Arial" w:cs="Arial"/>
-                <w:color w:val="000000" w:themeColor="text1"/>
-                <w:sz w:val="22"/>
-                <w:szCs w:val="22"/>
+                <w:sz w:val="20"/>
+                <w:szCs w:val="20"/>
                 <w:lang w:val="es-BO"/>
               </w:rPr>
               <w:t>NOMBRE DE LA MADRE:</w:t>
@@ -880,15 +844,22 @@
           </w:tcPr>
           <w:p>
             <w:pPr>
-              <w:jc w:val="both"/>
-              <w:rPr>
-                <w:rFonts w:ascii="Arial" w:hAnsi="Arial" w:cs="Arial"/>
-                <w:color w:val="000000" w:themeColor="text1"/>
-                <w:sz w:val="22"/>
-                <w:szCs w:val="22"/>
+              <w:rPr>
+                <w:rFonts w:ascii="Arial" w:hAnsi="Arial" w:cs="Arial"/>
+                <w:sz w:val="20"/>
+                <w:szCs w:val="20"/>
                 <w:lang w:val="es-BO"/>
               </w:rPr>
             </w:pPr>
+            <w:r>
+              <w:rPr>
+                <w:rFonts w:ascii="Arial" w:hAnsi="Arial" w:cs="Arial"/>
+                <w:sz w:val="20"/>
+                <w:szCs w:val="20"/>
+                <w:lang w:val="es-BO"/>
+              </w:rPr>
+              <w:t>ANIBAL CABEZAS FLORES</w:t>
+            </w:r>
           </w:p>
         </w:tc>
       </w:tr>
@@ -906,25 +877,21 @@
               <w:bottom w:val="outset" w:sz="6" w:space="0" w:color="A6A6A6" w:themeColor="background1" w:themeShade="A6"/>
               <w:right w:val="outset" w:sz="6" w:space="0" w:color="A6A6A6" w:themeColor="background1" w:themeShade="A6"/>
             </w:tcBorders>
-            <w:hideMark/>
           </w:tcPr>
           <w:p>
             <w:pPr>
-              <w:jc w:val="both"/>
-              <w:rPr>
-                <w:rFonts w:ascii="Arial" w:hAnsi="Arial" w:cs="Arial"/>
-                <w:color w:val="000000" w:themeColor="text1"/>
-                <w:sz w:val="22"/>
-                <w:szCs w:val="22"/>
+              <w:rPr>
+                <w:rFonts w:ascii="Arial" w:hAnsi="Arial" w:cs="Arial"/>
+                <w:sz w:val="20"/>
+                <w:szCs w:val="20"/>
                 <w:lang w:val="es-BO"/>
               </w:rPr>
             </w:pPr>
             <w:r>
               <w:rPr>
                 <w:rFonts w:ascii="Arial" w:hAnsi="Arial" w:cs="Arial"/>
-                <w:color w:val="000000" w:themeColor="text1"/>
-                <w:sz w:val="22"/>
-                <w:szCs w:val="22"/>
+                <w:sz w:val="20"/>
+                <w:szCs w:val="20"/>
                 <w:lang w:val="es-BO"/>
               </w:rPr>
               <w:t>NOMBRE DEL PADRE:</w:t>
@@ -943,19 +910,26 @@
           </w:tcPr>
           <w:p>
             <w:pPr>
-              <w:jc w:val="both"/>
-              <w:rPr>
-                <w:rFonts w:ascii="Arial" w:hAnsi="Arial" w:cs="Arial"/>
-                <w:color w:val="000000" w:themeColor="text1"/>
-                <w:sz w:val="22"/>
-                <w:szCs w:val="22"/>
+              <w:rPr>
+                <w:rFonts w:ascii="Arial" w:hAnsi="Arial" w:cs="Arial"/>
+                <w:sz w:val="20"/>
+                <w:szCs w:val="20"/>
                 <w:lang w:val="es-BO"/>
               </w:rPr>
             </w:pPr>
+            <w:r>
+              <w:rPr>
+                <w:rFonts w:ascii="Arial" w:hAnsi="Arial" w:cs="Arial"/>
+                <w:sz w:val="20"/>
+                <w:szCs w:val="20"/>
+                <w:lang w:val="es-BO"/>
+              </w:rPr>
+              <w:t xml:space="preserve">PATRICIA SOLEDAD PÉREZ GUERRERO </w:t>
+            </w:r>
           </w:p>
         </w:tc>
-        <w:bookmarkEnd w:id="0"/>
       </w:tr>
+      <w:bookmarkEnd w:id="0"/>
     </w:tbl>
     <w:p>
       <w:pPr>
@@ -1025,7 +999,7 @@
                 <w:szCs w:val="22"/>
                 <w:lang w:val="es-BO"/>
               </w:rPr>
-              <w:t>JHOANES CUIZA CORTEZ</w:t>
+              <w:t>ANDREA ROYMANT VALDEZ</w:t>
             </w:r>
             <w:r>
               <w:rPr>
@@ -2103,6 +2077,7 @@
   <w:style w:type="character" w:default="1" w:styleId="Fuentedeprrafopredeter">
     <w:name w:val="Default Paragraph Font"/>
     <w:uiPriority w:val="1"/>
+    <w:semiHidden/>
     <w:unhideWhenUsed/>
   </w:style>
   <w:style w:type="table" w:default="1" w:styleId="Tablanormal">

--- a/ENTREVISTA INFORMATIVA.docx
+++ b/ENTREVISTA INFORMATIVA.docx
@@ -158,11 +158,13 @@
           </w:tcPr>
           <w:p>
             <w:pPr>
+              <w:jc w:val="both"/>
               <w:rPr>
                 <w:rFonts w:ascii="Arial" w:hAnsi="Arial" w:cs="Arial"/>
                 <w:b/>
-                <w:sz w:val="20"/>
-                <w:szCs w:val="20"/>
+                <w:color w:val="000000" w:themeColor="text1"/>
+                <w:sz w:val="22"/>
+                <w:szCs w:val="22"/>
                 <w:lang w:val="es-BO"/>
               </w:rPr>
             </w:pPr>
@@ -170,47 +172,12 @@
             <w:r>
               <w:rPr>
                 <w:rFonts w:ascii="Arial" w:hAnsi="Arial" w:cs="Arial"/>
-                <w:sz w:val="20"/>
-                <w:szCs w:val="20"/>
-                <w:lang w:val="es-BO"/>
-              </w:rPr>
-              <w:t>PRESUNT</w:t>
-            </w:r>
-            <w:r>
-              <w:rPr>
-                <w:rFonts w:ascii="Arial" w:hAnsi="Arial" w:cs="Arial"/>
-                <w:sz w:val="20"/>
-                <w:szCs w:val="20"/>
-                <w:lang w:val="es-BO"/>
-              </w:rPr>
-              <w:t>A</w:t>
-            </w:r>
-            <w:r>
-              <w:rPr>
-                <w:rFonts w:ascii="Arial" w:hAnsi="Arial" w:cs="Arial"/>
-                <w:sz w:val="20"/>
-                <w:szCs w:val="20"/>
-                <w:lang w:val="es-BO"/>
-              </w:rPr>
-              <w:t xml:space="preserve"> </w:t>
-            </w:r>
-            <w:r>
-              <w:rPr>
-                <w:rFonts w:ascii="Arial" w:hAnsi="Arial" w:cs="Arial"/>
-                <w:sz w:val="20"/>
-                <w:szCs w:val="20"/>
-                <w:lang w:val="es-BO"/>
-              </w:rPr>
-              <w:t xml:space="preserve">NNA </w:t>
-            </w:r>
-            <w:r>
-              <w:rPr>
-                <w:rFonts w:ascii="Arial" w:hAnsi="Arial" w:cs="Arial"/>
-                <w:sz w:val="20"/>
-                <w:szCs w:val="20"/>
-                <w:lang w:val="es-BO"/>
-              </w:rPr>
-              <w:t>VICTIMA:</w:t>
+                <w:color w:val="000000" w:themeColor="text1"/>
+                <w:sz w:val="22"/>
+                <w:szCs w:val="22"/>
+                <w:lang w:val="es-BO"/>
+              </w:rPr>
+              <w:t>PRESUNTA NNA VICTIMA:</w:t>
             </w:r>
           </w:p>
         </w:tc>
@@ -233,19 +200,22 @@
           </w:tcPr>
           <w:p>
             <w:pPr>
+              <w:jc w:val="both"/>
               <w:rPr>
                 <w:rFonts w:ascii="Arial" w:hAnsi="Arial" w:cs="Arial"/>
                 <w:b/>
-                <w:sz w:val="20"/>
-                <w:szCs w:val="20"/>
+                <w:color w:val="000000" w:themeColor="text1"/>
+                <w:sz w:val="22"/>
+                <w:szCs w:val="22"/>
                 <w:lang w:val="es-BO"/>
               </w:rPr>
             </w:pPr>
             <w:r>
               <w:rPr>
                 <w:rFonts w:ascii="Arial" w:hAnsi="Arial" w:cs="Arial"/>
-                <w:sz w:val="20"/>
-                <w:szCs w:val="20"/>
+                <w:color w:val="000000" w:themeColor="text1"/>
+                <w:sz w:val="22"/>
+                <w:szCs w:val="22"/>
                 <w:lang w:val="es-BO"/>
               </w:rPr>
               <w:t>NOMBRES Y APELLIDOS:</w:t>
@@ -261,24 +231,28 @@
               <w:bottom w:val="outset" w:sz="6" w:space="0" w:color="A6A6A6" w:themeColor="background1" w:themeShade="A6"/>
               <w:right w:val="outset" w:sz="6" w:space="0" w:color="A6A6A6" w:themeColor="background1" w:themeShade="A6"/>
             </w:tcBorders>
+            <w:hideMark/>
           </w:tcPr>
           <w:p>
             <w:pPr>
-              <w:rPr>
-                <w:rFonts w:ascii="Arial" w:hAnsi="Arial" w:cs="Arial"/>
-                <w:sz w:val="20"/>
-                <w:szCs w:val="20"/>
+              <w:jc w:val="both"/>
+              <w:rPr>
+                <w:rFonts w:ascii="Arial" w:hAnsi="Arial" w:cs="Arial"/>
+                <w:color w:val="000000" w:themeColor="text1"/>
+                <w:sz w:val="22"/>
+                <w:szCs w:val="22"/>
                 <w:lang w:val="es-BO"/>
               </w:rPr>
             </w:pPr>
             <w:r>
               <w:rPr>
                 <w:rFonts w:ascii="Arial" w:hAnsi="Arial" w:cs="Arial"/>
-                <w:sz w:val="20"/>
-                <w:szCs w:val="20"/>
-                <w:lang w:val="es-BO"/>
-              </w:rPr>
-              <w:t>GIOVANI RAFAEL CABEZAS PÉREZ</w:t>
+                <w:color w:val="000000" w:themeColor="text1"/>
+                <w:sz w:val="22"/>
+                <w:szCs w:val="22"/>
+                <w:lang w:val="es-BO"/>
+              </w:rPr>
+              <w:t xml:space="preserve">ANDREA SANDOVAL GRAMAJO </w:t>
             </w:r>
           </w:p>
         </w:tc>
@@ -301,19 +275,22 @@
           </w:tcPr>
           <w:p>
             <w:pPr>
+              <w:jc w:val="both"/>
               <w:rPr>
                 <w:rFonts w:ascii="Arial" w:hAnsi="Arial" w:cs="Arial"/>
                 <w:b/>
-                <w:sz w:val="20"/>
-                <w:szCs w:val="20"/>
+                <w:color w:val="000000" w:themeColor="text1"/>
+                <w:sz w:val="22"/>
+                <w:szCs w:val="22"/>
                 <w:lang w:val="es-BO"/>
               </w:rPr>
             </w:pPr>
             <w:r>
               <w:rPr>
                 <w:rFonts w:ascii="Arial" w:hAnsi="Arial" w:cs="Arial"/>
-                <w:sz w:val="20"/>
-                <w:szCs w:val="20"/>
+                <w:color w:val="000000" w:themeColor="text1"/>
+                <w:sz w:val="22"/>
+                <w:szCs w:val="22"/>
                 <w:lang w:val="es-BO"/>
               </w:rPr>
               <w:t>EDAD:</w:t>
@@ -329,24 +306,28 @@
               <w:bottom w:val="outset" w:sz="6" w:space="0" w:color="A6A6A6" w:themeColor="background1" w:themeShade="A6"/>
               <w:right w:val="outset" w:sz="6" w:space="0" w:color="A6A6A6" w:themeColor="background1" w:themeShade="A6"/>
             </w:tcBorders>
+            <w:hideMark/>
           </w:tcPr>
           <w:p>
             <w:pPr>
-              <w:rPr>
-                <w:rFonts w:ascii="Arial" w:hAnsi="Arial" w:cs="Arial"/>
-                <w:sz w:val="20"/>
-                <w:szCs w:val="20"/>
+              <w:jc w:val="both"/>
+              <w:rPr>
+                <w:rFonts w:ascii="Arial" w:hAnsi="Arial" w:cs="Arial"/>
+                <w:color w:val="000000" w:themeColor="text1"/>
+                <w:sz w:val="22"/>
+                <w:szCs w:val="22"/>
                 <w:lang w:val="es-BO"/>
               </w:rPr>
             </w:pPr>
             <w:r>
               <w:rPr>
                 <w:rFonts w:ascii="Arial" w:hAnsi="Arial" w:cs="Arial"/>
-                <w:sz w:val="20"/>
-                <w:szCs w:val="20"/>
-                <w:lang w:val="es-BO"/>
-              </w:rPr>
-              <w:t>15</w:t>
+                <w:color w:val="000000" w:themeColor="text1"/>
+                <w:sz w:val="22"/>
+                <w:szCs w:val="22"/>
+                <w:lang w:val="es-BO"/>
+              </w:rPr>
+              <w:t>16</w:t>
             </w:r>
           </w:p>
         </w:tc>
@@ -369,19 +350,22 @@
           </w:tcPr>
           <w:p>
             <w:pPr>
+              <w:jc w:val="both"/>
               <w:rPr>
                 <w:rFonts w:ascii="Arial" w:hAnsi="Arial" w:cs="Arial"/>
                 <w:b/>
-                <w:sz w:val="20"/>
-                <w:szCs w:val="20"/>
+                <w:color w:val="000000" w:themeColor="text1"/>
+                <w:sz w:val="22"/>
+                <w:szCs w:val="22"/>
                 <w:lang w:val="es-BO"/>
               </w:rPr>
             </w:pPr>
             <w:r>
               <w:rPr>
                 <w:rFonts w:ascii="Arial" w:hAnsi="Arial" w:cs="Arial"/>
-                <w:sz w:val="20"/>
-                <w:szCs w:val="20"/>
+                <w:color w:val="000000" w:themeColor="text1"/>
+                <w:sz w:val="22"/>
+                <w:szCs w:val="22"/>
                 <w:lang w:val="es-BO"/>
               </w:rPr>
               <w:t>SEXO:</w:t>
@@ -397,21 +381,25 @@
               <w:bottom w:val="outset" w:sz="6" w:space="0" w:color="A6A6A6" w:themeColor="background1" w:themeShade="A6"/>
               <w:right w:val="outset" w:sz="6" w:space="0" w:color="A6A6A6" w:themeColor="background1" w:themeShade="A6"/>
             </w:tcBorders>
+            <w:hideMark/>
           </w:tcPr>
           <w:p>
             <w:pPr>
-              <w:rPr>
-                <w:rFonts w:ascii="Arial" w:hAnsi="Arial" w:cs="Arial"/>
-                <w:sz w:val="20"/>
-                <w:szCs w:val="20"/>
+              <w:jc w:val="both"/>
+              <w:rPr>
+                <w:rFonts w:ascii="Arial" w:hAnsi="Arial" w:cs="Arial"/>
+                <w:color w:val="000000" w:themeColor="text1"/>
+                <w:sz w:val="22"/>
+                <w:szCs w:val="22"/>
                 <w:lang w:val="es-BO"/>
               </w:rPr>
             </w:pPr>
             <w:r>
               <w:rPr>
                 <w:rFonts w:ascii="Arial" w:hAnsi="Arial" w:cs="Arial"/>
-                <w:sz w:val="20"/>
-                <w:szCs w:val="20"/>
+                <w:color w:val="000000" w:themeColor="text1"/>
+                <w:sz w:val="22"/>
+                <w:szCs w:val="22"/>
                 <w:lang w:val="es-BO"/>
               </w:rPr>
               <w:t xml:space="preserve">FEMENINO </w:t>
@@ -433,21 +421,25 @@
               <w:bottom w:val="outset" w:sz="6" w:space="0" w:color="A6A6A6" w:themeColor="background1" w:themeShade="A6"/>
               <w:right w:val="outset" w:sz="6" w:space="0" w:color="A6A6A6" w:themeColor="background1" w:themeShade="A6"/>
             </w:tcBorders>
+            <w:hideMark/>
           </w:tcPr>
           <w:p>
             <w:pPr>
-              <w:rPr>
-                <w:rFonts w:ascii="Arial" w:hAnsi="Arial" w:cs="Arial"/>
-                <w:sz w:val="20"/>
-                <w:szCs w:val="20"/>
+              <w:jc w:val="both"/>
+              <w:rPr>
+                <w:rFonts w:ascii="Arial" w:hAnsi="Arial" w:cs="Arial"/>
+                <w:color w:val="000000" w:themeColor="text1"/>
+                <w:sz w:val="22"/>
+                <w:szCs w:val="22"/>
                 <w:lang w:val="es-BO"/>
               </w:rPr>
             </w:pPr>
             <w:r>
               <w:rPr>
                 <w:rFonts w:ascii="Arial" w:hAnsi="Arial" w:cs="Arial"/>
-                <w:sz w:val="20"/>
-                <w:szCs w:val="20"/>
+                <w:color w:val="000000" w:themeColor="text1"/>
+                <w:sz w:val="22"/>
+                <w:szCs w:val="22"/>
                 <w:lang w:val="es-BO"/>
               </w:rPr>
               <w:t>FECHA DE NACIMIENTO:</w:t>
@@ -463,24 +455,28 @@
               <w:bottom w:val="outset" w:sz="6" w:space="0" w:color="A6A6A6" w:themeColor="background1" w:themeShade="A6"/>
               <w:right w:val="outset" w:sz="6" w:space="0" w:color="A6A6A6" w:themeColor="background1" w:themeShade="A6"/>
             </w:tcBorders>
+            <w:hideMark/>
           </w:tcPr>
           <w:p>
             <w:pPr>
-              <w:rPr>
-                <w:rFonts w:ascii="Arial" w:hAnsi="Arial" w:cs="Arial"/>
-                <w:sz w:val="20"/>
-                <w:szCs w:val="20"/>
+              <w:jc w:val="both"/>
+              <w:rPr>
+                <w:rFonts w:ascii="Arial" w:hAnsi="Arial" w:cs="Arial"/>
+                <w:color w:val="000000" w:themeColor="text1"/>
+                <w:sz w:val="22"/>
+                <w:szCs w:val="22"/>
                 <w:lang w:val="es-BO"/>
               </w:rPr>
             </w:pPr>
             <w:r>
               <w:rPr>
                 <w:rFonts w:ascii="Arial" w:hAnsi="Arial" w:cs="Arial"/>
-                <w:sz w:val="20"/>
-                <w:szCs w:val="20"/>
-                <w:lang w:val="es-BO"/>
-              </w:rPr>
-              <w:t>07/08/2010</w:t>
+                <w:color w:val="000000" w:themeColor="text1"/>
+                <w:sz w:val="22"/>
+                <w:szCs w:val="22"/>
+                <w:lang w:val="es-BO"/>
+              </w:rPr>
+              <w:t>26/12/2009</w:t>
             </w:r>
           </w:p>
         </w:tc>
@@ -499,21 +495,25 @@
               <w:bottom w:val="outset" w:sz="6" w:space="0" w:color="A6A6A6" w:themeColor="background1" w:themeShade="A6"/>
               <w:right w:val="outset" w:sz="6" w:space="0" w:color="A6A6A6" w:themeColor="background1" w:themeShade="A6"/>
             </w:tcBorders>
+            <w:hideMark/>
           </w:tcPr>
           <w:p>
             <w:pPr>
-              <w:rPr>
-                <w:rFonts w:ascii="Arial" w:hAnsi="Arial" w:cs="Arial"/>
-                <w:sz w:val="20"/>
-                <w:szCs w:val="20"/>
+              <w:jc w:val="both"/>
+              <w:rPr>
+                <w:rFonts w:ascii="Arial" w:hAnsi="Arial" w:cs="Arial"/>
+                <w:color w:val="000000" w:themeColor="text1"/>
+                <w:sz w:val="22"/>
+                <w:szCs w:val="22"/>
                 <w:lang w:val="es-BO"/>
               </w:rPr>
             </w:pPr>
             <w:r>
               <w:rPr>
                 <w:rFonts w:ascii="Arial" w:hAnsi="Arial" w:cs="Arial"/>
-                <w:sz w:val="20"/>
-                <w:szCs w:val="20"/>
+                <w:color w:val="000000" w:themeColor="text1"/>
+                <w:sz w:val="22"/>
+                <w:szCs w:val="22"/>
                 <w:lang w:val="es-BO"/>
               </w:rPr>
               <w:t>LUGAR DE NACIMIENTO:</w:t>
@@ -529,21 +529,25 @@
               <w:bottom w:val="outset" w:sz="6" w:space="0" w:color="A6A6A6" w:themeColor="background1" w:themeShade="A6"/>
               <w:right w:val="outset" w:sz="6" w:space="0" w:color="A6A6A6" w:themeColor="background1" w:themeShade="A6"/>
             </w:tcBorders>
+            <w:hideMark/>
           </w:tcPr>
           <w:p>
             <w:pPr>
-              <w:rPr>
-                <w:rFonts w:ascii="Arial" w:hAnsi="Arial" w:cs="Arial"/>
-                <w:sz w:val="20"/>
-                <w:szCs w:val="20"/>
+              <w:jc w:val="both"/>
+              <w:rPr>
+                <w:rFonts w:ascii="Arial" w:hAnsi="Arial" w:cs="Arial"/>
+                <w:color w:val="000000" w:themeColor="text1"/>
+                <w:sz w:val="22"/>
+                <w:szCs w:val="22"/>
                 <w:lang w:val="es-BO"/>
               </w:rPr>
             </w:pPr>
             <w:r>
               <w:rPr>
                 <w:rFonts w:ascii="Arial" w:hAnsi="Arial" w:cs="Arial"/>
-                <w:sz w:val="20"/>
-                <w:szCs w:val="20"/>
+                <w:color w:val="000000" w:themeColor="text1"/>
+                <w:sz w:val="22"/>
+                <w:szCs w:val="22"/>
                 <w:lang w:val="es-BO"/>
               </w:rPr>
               <w:t>Tarija</w:t>
@@ -565,21 +569,25 @@
               <w:bottom w:val="outset" w:sz="6" w:space="0" w:color="A6A6A6" w:themeColor="background1" w:themeShade="A6"/>
               <w:right w:val="outset" w:sz="6" w:space="0" w:color="A6A6A6" w:themeColor="background1" w:themeShade="A6"/>
             </w:tcBorders>
+            <w:hideMark/>
           </w:tcPr>
           <w:p>
             <w:pPr>
-              <w:rPr>
-                <w:rFonts w:ascii="Arial" w:hAnsi="Arial" w:cs="Arial"/>
-                <w:sz w:val="20"/>
-                <w:szCs w:val="20"/>
+              <w:jc w:val="both"/>
+              <w:rPr>
+                <w:rFonts w:ascii="Arial" w:hAnsi="Arial" w:cs="Arial"/>
+                <w:color w:val="000000" w:themeColor="text1"/>
+                <w:sz w:val="22"/>
+                <w:szCs w:val="22"/>
                 <w:lang w:val="es-BO"/>
               </w:rPr>
             </w:pPr>
             <w:r>
               <w:rPr>
                 <w:rFonts w:ascii="Arial" w:hAnsi="Arial" w:cs="Arial"/>
-                <w:sz w:val="20"/>
-                <w:szCs w:val="20"/>
+                <w:color w:val="000000" w:themeColor="text1"/>
+                <w:sz w:val="22"/>
+                <w:szCs w:val="22"/>
                 <w:lang w:val="es-BO"/>
               </w:rPr>
               <w:t>GRADO DE INSTRUCCIÓN:</w:t>
@@ -598,10 +606,12 @@
           </w:tcPr>
           <w:p>
             <w:pPr>
-              <w:rPr>
-                <w:rFonts w:ascii="Arial" w:hAnsi="Arial" w:cs="Arial"/>
-                <w:sz w:val="20"/>
-                <w:szCs w:val="20"/>
+              <w:jc w:val="both"/>
+              <w:rPr>
+                <w:rFonts w:ascii="Arial" w:hAnsi="Arial" w:cs="Arial"/>
+                <w:color w:val="000000" w:themeColor="text1"/>
+                <w:sz w:val="22"/>
+                <w:szCs w:val="22"/>
                 <w:lang w:val="es-BO"/>
               </w:rPr>
             </w:pPr>
@@ -622,21 +632,25 @@
               <w:bottom w:val="outset" w:sz="6" w:space="0" w:color="A6A6A6" w:themeColor="background1" w:themeShade="A6"/>
               <w:right w:val="outset" w:sz="6" w:space="0" w:color="A6A6A6" w:themeColor="background1" w:themeShade="A6"/>
             </w:tcBorders>
+            <w:hideMark/>
           </w:tcPr>
           <w:p>
             <w:pPr>
-              <w:rPr>
-                <w:rFonts w:ascii="Arial" w:hAnsi="Arial" w:cs="Arial"/>
-                <w:sz w:val="20"/>
-                <w:szCs w:val="20"/>
+              <w:jc w:val="both"/>
+              <w:rPr>
+                <w:rFonts w:ascii="Arial" w:hAnsi="Arial" w:cs="Arial"/>
+                <w:color w:val="000000" w:themeColor="text1"/>
+                <w:sz w:val="22"/>
+                <w:szCs w:val="22"/>
                 <w:lang w:val="es-BO"/>
               </w:rPr>
             </w:pPr>
             <w:r>
               <w:rPr>
                 <w:rFonts w:ascii="Arial" w:hAnsi="Arial" w:cs="Arial"/>
-                <w:sz w:val="20"/>
-                <w:szCs w:val="20"/>
+                <w:color w:val="000000" w:themeColor="text1"/>
+                <w:sz w:val="22"/>
+                <w:szCs w:val="22"/>
                 <w:lang w:val="es-BO"/>
               </w:rPr>
               <w:t>UNIDAD EDUCATIVA:</w:t>
@@ -655,10 +669,12 @@
           </w:tcPr>
           <w:p>
             <w:pPr>
-              <w:rPr>
-                <w:rFonts w:ascii="Arial" w:hAnsi="Arial" w:cs="Arial"/>
-                <w:sz w:val="20"/>
-                <w:szCs w:val="20"/>
+              <w:jc w:val="both"/>
+              <w:rPr>
+                <w:rFonts w:ascii="Arial" w:hAnsi="Arial" w:cs="Arial"/>
+                <w:color w:val="000000" w:themeColor="text1"/>
+                <w:sz w:val="22"/>
+                <w:szCs w:val="22"/>
                 <w:lang w:val="es-BO"/>
               </w:rPr>
             </w:pPr>
@@ -679,21 +695,25 @@
               <w:bottom w:val="outset" w:sz="6" w:space="0" w:color="A6A6A6" w:themeColor="background1" w:themeShade="A6"/>
               <w:right w:val="outset" w:sz="6" w:space="0" w:color="A6A6A6" w:themeColor="background1" w:themeShade="A6"/>
             </w:tcBorders>
+            <w:hideMark/>
           </w:tcPr>
           <w:p>
             <w:pPr>
-              <w:rPr>
-                <w:rFonts w:ascii="Arial" w:hAnsi="Arial" w:cs="Arial"/>
-                <w:sz w:val="20"/>
-                <w:szCs w:val="20"/>
+              <w:jc w:val="both"/>
+              <w:rPr>
+                <w:rFonts w:ascii="Arial" w:hAnsi="Arial" w:cs="Arial"/>
+                <w:color w:val="000000" w:themeColor="text1"/>
+                <w:sz w:val="22"/>
+                <w:szCs w:val="22"/>
                 <w:lang w:val="es-BO"/>
               </w:rPr>
             </w:pPr>
             <w:r>
               <w:rPr>
                 <w:rFonts w:ascii="Arial" w:hAnsi="Arial" w:cs="Arial"/>
-                <w:sz w:val="20"/>
-                <w:szCs w:val="20"/>
+                <w:color w:val="000000" w:themeColor="text1"/>
+                <w:sz w:val="22"/>
+                <w:szCs w:val="22"/>
                 <w:lang w:val="es-BO"/>
               </w:rPr>
               <w:t>OCUPACIÓN:</w:t>
@@ -709,21 +729,25 @@
               <w:bottom w:val="outset" w:sz="6" w:space="0" w:color="A6A6A6" w:themeColor="background1" w:themeShade="A6"/>
               <w:right w:val="outset" w:sz="6" w:space="0" w:color="A6A6A6" w:themeColor="background1" w:themeShade="A6"/>
             </w:tcBorders>
+            <w:hideMark/>
           </w:tcPr>
           <w:p>
             <w:pPr>
-              <w:rPr>
-                <w:rFonts w:ascii="Arial" w:hAnsi="Arial" w:cs="Arial"/>
-                <w:sz w:val="20"/>
-                <w:szCs w:val="20"/>
+              <w:jc w:val="both"/>
+              <w:rPr>
+                <w:rFonts w:ascii="Arial" w:hAnsi="Arial" w:cs="Arial"/>
+                <w:color w:val="000000" w:themeColor="text1"/>
+                <w:sz w:val="22"/>
+                <w:szCs w:val="22"/>
                 <w:lang w:val="es-BO"/>
               </w:rPr>
             </w:pPr>
             <w:r>
               <w:rPr>
                 <w:rFonts w:ascii="Arial" w:hAnsi="Arial" w:cs="Arial"/>
-                <w:sz w:val="20"/>
-                <w:szCs w:val="20"/>
+                <w:color w:val="000000" w:themeColor="text1"/>
+                <w:sz w:val="22"/>
+                <w:szCs w:val="22"/>
                 <w:lang w:val="es-BO"/>
               </w:rPr>
               <w:t xml:space="preserve">ESTUDIANTE </w:t>
@@ -745,21 +769,25 @@
               <w:bottom w:val="outset" w:sz="6" w:space="0" w:color="A6A6A6" w:themeColor="background1" w:themeShade="A6"/>
               <w:right w:val="outset" w:sz="6" w:space="0" w:color="A6A6A6" w:themeColor="background1" w:themeShade="A6"/>
             </w:tcBorders>
+            <w:hideMark/>
           </w:tcPr>
           <w:p>
             <w:pPr>
-              <w:rPr>
-                <w:rFonts w:ascii="Arial" w:hAnsi="Arial" w:cs="Arial"/>
-                <w:sz w:val="20"/>
-                <w:szCs w:val="20"/>
+              <w:jc w:val="both"/>
+              <w:rPr>
+                <w:rFonts w:ascii="Arial" w:hAnsi="Arial" w:cs="Arial"/>
+                <w:color w:val="000000" w:themeColor="text1"/>
+                <w:sz w:val="22"/>
+                <w:szCs w:val="22"/>
                 <w:lang w:val="es-BO"/>
               </w:rPr>
             </w:pPr>
             <w:r>
               <w:rPr>
                 <w:rFonts w:ascii="Arial" w:hAnsi="Arial" w:cs="Arial"/>
-                <w:sz w:val="20"/>
-                <w:szCs w:val="20"/>
+                <w:color w:val="000000" w:themeColor="text1"/>
+                <w:sz w:val="22"/>
+                <w:szCs w:val="22"/>
                 <w:lang w:val="es-BO"/>
               </w:rPr>
               <w:t>DOMICILIO:</w:t>
@@ -775,24 +803,28 @@
               <w:bottom w:val="outset" w:sz="6" w:space="0" w:color="A6A6A6" w:themeColor="background1" w:themeShade="A6"/>
               <w:right w:val="outset" w:sz="6" w:space="0" w:color="A6A6A6" w:themeColor="background1" w:themeShade="A6"/>
             </w:tcBorders>
+            <w:hideMark/>
           </w:tcPr>
           <w:p>
             <w:pPr>
-              <w:rPr>
-                <w:rFonts w:ascii="Arial" w:hAnsi="Arial" w:cs="Arial"/>
-                <w:sz w:val="20"/>
-                <w:szCs w:val="20"/>
+              <w:jc w:val="both"/>
+              <w:rPr>
+                <w:rFonts w:ascii="Arial" w:hAnsi="Arial" w:cs="Arial"/>
+                <w:color w:val="000000" w:themeColor="text1"/>
+                <w:sz w:val="22"/>
+                <w:szCs w:val="22"/>
                 <w:lang w:val="es-BO"/>
               </w:rPr>
             </w:pPr>
             <w:r>
               <w:rPr>
                 <w:rFonts w:ascii="Arial" w:hAnsi="Arial" w:cs="Arial"/>
-                <w:sz w:val="20"/>
-                <w:szCs w:val="20"/>
-                <w:lang w:val="es-BO"/>
-              </w:rPr>
-              <w:t>BARRIO SAN JORGE 2</w:t>
+                <w:color w:val="000000" w:themeColor="text1"/>
+                <w:sz w:val="22"/>
+                <w:szCs w:val="22"/>
+                <w:lang w:val="es-BO"/>
+              </w:rPr>
+              <w:t>BARRIO PALMARCITO</w:t>
             </w:r>
           </w:p>
         </w:tc>
@@ -811,21 +843,25 @@
               <w:bottom w:val="outset" w:sz="6" w:space="0" w:color="A6A6A6" w:themeColor="background1" w:themeShade="A6"/>
               <w:right w:val="outset" w:sz="6" w:space="0" w:color="A6A6A6" w:themeColor="background1" w:themeShade="A6"/>
             </w:tcBorders>
+            <w:hideMark/>
           </w:tcPr>
           <w:p>
             <w:pPr>
-              <w:rPr>
-                <w:rFonts w:ascii="Arial" w:hAnsi="Arial" w:cs="Arial"/>
-                <w:sz w:val="20"/>
-                <w:szCs w:val="20"/>
+              <w:jc w:val="both"/>
+              <w:rPr>
+                <w:rFonts w:ascii="Arial" w:hAnsi="Arial" w:cs="Arial"/>
+                <w:color w:val="000000" w:themeColor="text1"/>
+                <w:sz w:val="22"/>
+                <w:szCs w:val="22"/>
                 <w:lang w:val="es-BO"/>
               </w:rPr>
             </w:pPr>
             <w:r>
               <w:rPr>
                 <w:rFonts w:ascii="Arial" w:hAnsi="Arial" w:cs="Arial"/>
-                <w:sz w:val="20"/>
-                <w:szCs w:val="20"/>
+                <w:color w:val="000000" w:themeColor="text1"/>
+                <w:sz w:val="22"/>
+                <w:szCs w:val="22"/>
                 <w:lang w:val="es-BO"/>
               </w:rPr>
               <w:t>NOMBRE DE LA MADRE:</w:t>
@@ -841,24 +877,50 @@
               <w:bottom w:val="outset" w:sz="6" w:space="0" w:color="A6A6A6" w:themeColor="background1" w:themeShade="A6"/>
               <w:right w:val="outset" w:sz="6" w:space="0" w:color="A6A6A6" w:themeColor="background1" w:themeShade="A6"/>
             </w:tcBorders>
+            <w:hideMark/>
           </w:tcPr>
           <w:p>
             <w:pPr>
-              <w:rPr>
-                <w:rFonts w:ascii="Arial" w:hAnsi="Arial" w:cs="Arial"/>
-                <w:sz w:val="20"/>
-                <w:szCs w:val="20"/>
+              <w:jc w:val="both"/>
+              <w:rPr>
+                <w:rFonts w:ascii="Arial" w:hAnsi="Arial" w:cs="Arial"/>
+                <w:color w:val="000000" w:themeColor="text1"/>
+                <w:sz w:val="22"/>
+                <w:szCs w:val="22"/>
                 <w:lang w:val="es-BO"/>
               </w:rPr>
             </w:pPr>
             <w:r>
               <w:rPr>
                 <w:rFonts w:ascii="Arial" w:hAnsi="Arial" w:cs="Arial"/>
-                <w:sz w:val="20"/>
-                <w:szCs w:val="20"/>
-                <w:lang w:val="es-BO"/>
-              </w:rPr>
-              <w:t>ANIBAL CABEZAS FLORES</w:t>
+                <w:color w:val="000000" w:themeColor="text1"/>
+                <w:sz w:val="22"/>
+                <w:szCs w:val="22"/>
+                <w:lang w:val="es-BO"/>
+              </w:rPr>
+              <w:t xml:space="preserve">MARCELA </w:t>
+            </w:r>
+            <w:proofErr w:type="spellStart"/>
+            <w:r>
+              <w:rPr>
+                <w:rFonts w:ascii="Arial" w:hAnsi="Arial" w:cs="Arial"/>
+                <w:color w:val="000000" w:themeColor="text1"/>
+                <w:sz w:val="22"/>
+                <w:szCs w:val="22"/>
+                <w:lang w:val="es-BO"/>
+              </w:rPr>
+              <w:t>MICHAGA</w:t>
+            </w:r>
+            <w:proofErr w:type="spellEnd"/>
+            <w:r>
+              <w:rPr>
+                <w:rFonts w:ascii="Arial" w:hAnsi="Arial" w:cs="Arial"/>
+                <w:color w:val="000000" w:themeColor="text1"/>
+                <w:sz w:val="22"/>
+                <w:szCs w:val="22"/>
+                <w:lang w:val="es-BO"/>
+              </w:rPr>
+              <w:t xml:space="preserve"> GRAMAJO </w:t>
             </w:r>
           </w:p>
         </w:tc>
@@ -877,21 +939,25 @@
               <w:bottom w:val="outset" w:sz="6" w:space="0" w:color="A6A6A6" w:themeColor="background1" w:themeShade="A6"/>
               <w:right w:val="outset" w:sz="6" w:space="0" w:color="A6A6A6" w:themeColor="background1" w:themeShade="A6"/>
             </w:tcBorders>
+            <w:hideMark/>
           </w:tcPr>
           <w:p>
             <w:pPr>
-              <w:rPr>
-                <w:rFonts w:ascii="Arial" w:hAnsi="Arial" w:cs="Arial"/>
-                <w:sz w:val="20"/>
-                <w:szCs w:val="20"/>
+              <w:jc w:val="both"/>
+              <w:rPr>
+                <w:rFonts w:ascii="Arial" w:hAnsi="Arial" w:cs="Arial"/>
+                <w:color w:val="000000" w:themeColor="text1"/>
+                <w:sz w:val="22"/>
+                <w:szCs w:val="22"/>
                 <w:lang w:val="es-BO"/>
               </w:rPr>
             </w:pPr>
             <w:r>
               <w:rPr>
                 <w:rFonts w:ascii="Arial" w:hAnsi="Arial" w:cs="Arial"/>
-                <w:sz w:val="20"/>
-                <w:szCs w:val="20"/>
+                <w:color w:val="000000" w:themeColor="text1"/>
+                <w:sz w:val="22"/>
+                <w:szCs w:val="22"/>
                 <w:lang w:val="es-BO"/>
               </w:rPr>
               <w:t>NOMBRE DEL PADRE:</w:t>
@@ -907,29 +973,33 @@
               <w:bottom w:val="outset" w:sz="6" w:space="0" w:color="A6A6A6" w:themeColor="background1" w:themeShade="A6"/>
               <w:right w:val="outset" w:sz="6" w:space="0" w:color="A6A6A6" w:themeColor="background1" w:themeShade="A6"/>
             </w:tcBorders>
+            <w:hideMark/>
           </w:tcPr>
           <w:p>
             <w:pPr>
-              <w:rPr>
-                <w:rFonts w:ascii="Arial" w:hAnsi="Arial" w:cs="Arial"/>
-                <w:sz w:val="20"/>
-                <w:szCs w:val="20"/>
+              <w:jc w:val="both"/>
+              <w:rPr>
+                <w:rFonts w:ascii="Arial" w:hAnsi="Arial" w:cs="Arial"/>
+                <w:color w:val="000000" w:themeColor="text1"/>
+                <w:sz w:val="22"/>
+                <w:szCs w:val="22"/>
                 <w:lang w:val="es-BO"/>
               </w:rPr>
             </w:pPr>
             <w:r>
               <w:rPr>
                 <w:rFonts w:ascii="Arial" w:hAnsi="Arial" w:cs="Arial"/>
-                <w:sz w:val="20"/>
-                <w:szCs w:val="20"/>
-                <w:lang w:val="es-BO"/>
-              </w:rPr>
-              <w:t xml:space="preserve">PATRICIA SOLEDAD PÉREZ GUERRERO </w:t>
+                <w:color w:val="000000" w:themeColor="text1"/>
+                <w:sz w:val="22"/>
+                <w:szCs w:val="22"/>
+                <w:lang w:val="es-BO"/>
+              </w:rPr>
+              <w:t xml:space="preserve">FABIAN SANDOVAL TEJERINA </w:t>
             </w:r>
           </w:p>
         </w:tc>
+        <w:bookmarkEnd w:id="0"/>
       </w:tr>
-      <w:bookmarkEnd w:id="0"/>
     </w:tbl>
     <w:p>
       <w:pPr>
@@ -989,7 +1059,29 @@
                 <w:szCs w:val="22"/>
                 <w:lang w:val="es-BO"/>
               </w:rPr>
-              <w:t xml:space="preserve">SE REALIZA LA SIGUIENTE ENTREVISTA INFORMATIVA A REQUERIMIENTO EMITIDO POR EL Dr/a. </w:t>
+              <w:t xml:space="preserve">SE REALIZA LA SIGUIENTE ENTREVISTA INFORMATIVA A REQUERIMIENTO EMITIDO POR EL </w:t>
+            </w:r>
+            <w:proofErr w:type="spellStart"/>
+            <w:r>
+              <w:rPr>
+                <w:rFonts w:ascii="Arial" w:hAnsi="Arial" w:cs="Arial"/>
+                <w:color w:val="000000" w:themeColor="text1"/>
+                <w:sz w:val="22"/>
+                <w:szCs w:val="22"/>
+                <w:lang w:val="es-BO"/>
+              </w:rPr>
+              <w:t>Dr</w:t>
+            </w:r>
+            <w:proofErr w:type="spellEnd"/>
+            <w:r>
+              <w:rPr>
+                <w:rFonts w:ascii="Arial" w:hAnsi="Arial" w:cs="Arial"/>
+                <w:color w:val="000000" w:themeColor="text1"/>
+                <w:sz w:val="22"/>
+                <w:szCs w:val="22"/>
+                <w:lang w:val="es-BO"/>
+              </w:rPr>
+              <w:t xml:space="preserve">/a. </w:t>
             </w:r>
             <w:r>
               <w:rPr>
@@ -999,7 +1091,29 @@
                 <w:szCs w:val="22"/>
                 <w:lang w:val="es-BO"/>
               </w:rPr>
-              <w:t>ANDREA ROYMANT VALDEZ</w:t>
+              <w:t xml:space="preserve">ANDREA </w:t>
+            </w:r>
+            <w:proofErr w:type="spellStart"/>
+            <w:r>
+              <w:rPr>
+                <w:rFonts w:ascii="Arial" w:hAnsi="Arial" w:cs="Arial"/>
+                <w:bCs/>
+                <w:sz w:val="22"/>
+                <w:szCs w:val="22"/>
+                <w:lang w:val="es-BO"/>
+              </w:rPr>
+              <w:t>ROYMANT</w:t>
+            </w:r>
+            <w:proofErr w:type="spellEnd"/>
+            <w:r>
+              <w:rPr>
+                <w:rFonts w:ascii="Arial" w:hAnsi="Arial" w:cs="Arial"/>
+                <w:bCs/>
+                <w:sz w:val="22"/>
+                <w:szCs w:val="22"/>
+                <w:lang w:val="es-BO"/>
+              </w:rPr>
+              <w:t xml:space="preserve"> VALDEZ</w:t>
             </w:r>
             <w:r>
               <w:rPr>
@@ -1137,7 +1251,29 @@
           <w:sz w:val="22"/>
           <w:szCs w:val="22"/>
         </w:rPr>
-        <w:t>{{TRANSCRIPCION}}</w:t>
+        <w:t>{{</w:t>
+      </w:r>
+      <w:proofErr w:type="spellStart"/>
+      <w:r>
+        <w:rPr>
+          <w:rFonts w:ascii="Arial" w:hAnsi="Arial" w:cs="Arial"/>
+          <w:bCs/>
+          <w:color w:val="000000" w:themeColor="text1"/>
+          <w:sz w:val="22"/>
+          <w:szCs w:val="22"/>
+        </w:rPr>
+        <w:t>TRANSCRIPCION</w:t>
+      </w:r>
+      <w:proofErr w:type="spellEnd"/>
+      <w:r>
+        <w:rPr>
+          <w:rFonts w:ascii="Arial" w:hAnsi="Arial" w:cs="Arial"/>
+          <w:bCs/>
+          <w:color w:val="000000" w:themeColor="text1"/>
+          <w:sz w:val="22"/>
+          <w:szCs w:val="22"/>
+        </w:rPr>
+        <w:t>}}</w:t>
       </w:r>
     </w:p>
     <w:p>
@@ -2077,7 +2213,6 @@
   <w:style w:type="character" w:default="1" w:styleId="Fuentedeprrafopredeter">
     <w:name w:val="Default Paragraph Font"/>
     <w:uiPriority w:val="1"/>
-    <w:semiHidden/>
     <w:unhideWhenUsed/>
   </w:style>
   <w:style w:type="table" w:default="1" w:styleId="Tablanormal">

--- a/ENTREVISTA INFORMATIVA.docx
+++ b/ENTREVISTA INFORMATIVA.docx
@@ -158,13 +158,11 @@
           </w:tcPr>
           <w:p>
             <w:pPr>
-              <w:jc w:val="both"/>
               <w:rPr>
                 <w:rFonts w:ascii="Arial" w:hAnsi="Arial" w:cs="Arial"/>
                 <w:b/>
-                <w:color w:val="000000" w:themeColor="text1"/>
-                <w:sz w:val="22"/>
-                <w:szCs w:val="22"/>
+                <w:sz w:val="20"/>
+                <w:szCs w:val="20"/>
                 <w:lang w:val="es-BO"/>
               </w:rPr>
             </w:pPr>
@@ -172,12 +170,47 @@
             <w:r>
               <w:rPr>
                 <w:rFonts w:ascii="Arial" w:hAnsi="Arial" w:cs="Arial"/>
-                <w:color w:val="000000" w:themeColor="text1"/>
-                <w:sz w:val="22"/>
-                <w:szCs w:val="22"/>
-                <w:lang w:val="es-BO"/>
-              </w:rPr>
-              <w:t>PRESUNTA NNA VICTIMA:</w:t>
+                <w:sz w:val="20"/>
+                <w:szCs w:val="20"/>
+                <w:lang w:val="es-BO"/>
+              </w:rPr>
+              <w:t>PRESUNT</w:t>
+            </w:r>
+            <w:r>
+              <w:rPr>
+                <w:rFonts w:ascii="Arial" w:hAnsi="Arial" w:cs="Arial"/>
+                <w:sz w:val="20"/>
+                <w:szCs w:val="20"/>
+                <w:lang w:val="es-BO"/>
+              </w:rPr>
+              <w:t>A</w:t>
+            </w:r>
+            <w:r>
+              <w:rPr>
+                <w:rFonts w:ascii="Arial" w:hAnsi="Arial" w:cs="Arial"/>
+                <w:sz w:val="20"/>
+                <w:szCs w:val="20"/>
+                <w:lang w:val="es-BO"/>
+              </w:rPr>
+              <w:t xml:space="preserve"> </w:t>
+            </w:r>
+            <w:r>
+              <w:rPr>
+                <w:rFonts w:ascii="Arial" w:hAnsi="Arial" w:cs="Arial"/>
+                <w:sz w:val="20"/>
+                <w:szCs w:val="20"/>
+                <w:lang w:val="es-BO"/>
+              </w:rPr>
+              <w:t xml:space="preserve">NNA </w:t>
+            </w:r>
+            <w:r>
+              <w:rPr>
+                <w:rFonts w:ascii="Arial" w:hAnsi="Arial" w:cs="Arial"/>
+                <w:sz w:val="20"/>
+                <w:szCs w:val="20"/>
+                <w:lang w:val="es-BO"/>
+              </w:rPr>
+              <w:t>VICTIMA:</w:t>
             </w:r>
           </w:p>
         </w:tc>
@@ -200,22 +233,19 @@
           </w:tcPr>
           <w:p>
             <w:pPr>
-              <w:jc w:val="both"/>
               <w:rPr>
                 <w:rFonts w:ascii="Arial" w:hAnsi="Arial" w:cs="Arial"/>
                 <w:b/>
-                <w:color w:val="000000" w:themeColor="text1"/>
-                <w:sz w:val="22"/>
-                <w:szCs w:val="22"/>
+                <w:sz w:val="20"/>
+                <w:szCs w:val="20"/>
                 <w:lang w:val="es-BO"/>
               </w:rPr>
             </w:pPr>
             <w:r>
               <w:rPr>
                 <w:rFonts w:ascii="Arial" w:hAnsi="Arial" w:cs="Arial"/>
-                <w:color w:val="000000" w:themeColor="text1"/>
-                <w:sz w:val="22"/>
-                <w:szCs w:val="22"/>
+                <w:sz w:val="20"/>
+                <w:szCs w:val="20"/>
                 <w:lang w:val="es-BO"/>
               </w:rPr>
               <w:t>NOMBRES Y APELLIDOS:</w:t>
@@ -231,28 +261,24 @@
               <w:bottom w:val="outset" w:sz="6" w:space="0" w:color="A6A6A6" w:themeColor="background1" w:themeShade="A6"/>
               <w:right w:val="outset" w:sz="6" w:space="0" w:color="A6A6A6" w:themeColor="background1" w:themeShade="A6"/>
             </w:tcBorders>
-            <w:hideMark/>
           </w:tcPr>
           <w:p>
             <w:pPr>
-              <w:jc w:val="both"/>
-              <w:rPr>
-                <w:rFonts w:ascii="Arial" w:hAnsi="Arial" w:cs="Arial"/>
-                <w:color w:val="000000" w:themeColor="text1"/>
-                <w:sz w:val="22"/>
-                <w:szCs w:val="22"/>
+              <w:rPr>
+                <w:rFonts w:ascii="Arial" w:hAnsi="Arial" w:cs="Arial"/>
+                <w:sz w:val="20"/>
+                <w:szCs w:val="20"/>
                 <w:lang w:val="es-BO"/>
               </w:rPr>
             </w:pPr>
             <w:r>
               <w:rPr>
                 <w:rFonts w:ascii="Arial" w:hAnsi="Arial" w:cs="Arial"/>
-                <w:color w:val="000000" w:themeColor="text1"/>
-                <w:sz w:val="22"/>
-                <w:szCs w:val="22"/>
-                <w:lang w:val="es-BO"/>
-              </w:rPr>
-              <w:t xml:space="preserve">ANDREA SANDOVAL GRAMAJO </w:t>
+                <w:sz w:val="20"/>
+                <w:szCs w:val="20"/>
+                <w:lang w:val="es-BO"/>
+              </w:rPr>
+              <w:t xml:space="preserve">ELISA VALDEZ CONDORI </w:t>
             </w:r>
           </w:p>
         </w:tc>
@@ -275,22 +301,19 @@
           </w:tcPr>
           <w:p>
             <w:pPr>
-              <w:jc w:val="both"/>
               <w:rPr>
                 <w:rFonts w:ascii="Arial" w:hAnsi="Arial" w:cs="Arial"/>
                 <w:b/>
-                <w:color w:val="000000" w:themeColor="text1"/>
-                <w:sz w:val="22"/>
-                <w:szCs w:val="22"/>
+                <w:sz w:val="20"/>
+                <w:szCs w:val="20"/>
                 <w:lang w:val="es-BO"/>
               </w:rPr>
             </w:pPr>
             <w:r>
               <w:rPr>
                 <w:rFonts w:ascii="Arial" w:hAnsi="Arial" w:cs="Arial"/>
-                <w:color w:val="000000" w:themeColor="text1"/>
-                <w:sz w:val="22"/>
-                <w:szCs w:val="22"/>
+                <w:sz w:val="20"/>
+                <w:szCs w:val="20"/>
                 <w:lang w:val="es-BO"/>
               </w:rPr>
               <w:t>EDAD:</w:t>
@@ -306,28 +329,24 @@
               <w:bottom w:val="outset" w:sz="6" w:space="0" w:color="A6A6A6" w:themeColor="background1" w:themeShade="A6"/>
               <w:right w:val="outset" w:sz="6" w:space="0" w:color="A6A6A6" w:themeColor="background1" w:themeShade="A6"/>
             </w:tcBorders>
-            <w:hideMark/>
           </w:tcPr>
           <w:p>
             <w:pPr>
-              <w:jc w:val="both"/>
-              <w:rPr>
-                <w:rFonts w:ascii="Arial" w:hAnsi="Arial" w:cs="Arial"/>
-                <w:color w:val="000000" w:themeColor="text1"/>
-                <w:sz w:val="22"/>
-                <w:szCs w:val="22"/>
+              <w:rPr>
+                <w:rFonts w:ascii="Arial" w:hAnsi="Arial" w:cs="Arial"/>
+                <w:sz w:val="20"/>
+                <w:szCs w:val="20"/>
                 <w:lang w:val="es-BO"/>
               </w:rPr>
             </w:pPr>
             <w:r>
               <w:rPr>
                 <w:rFonts w:ascii="Arial" w:hAnsi="Arial" w:cs="Arial"/>
-                <w:color w:val="000000" w:themeColor="text1"/>
-                <w:sz w:val="22"/>
-                <w:szCs w:val="22"/>
-                <w:lang w:val="es-BO"/>
-              </w:rPr>
-              <w:t>16</w:t>
+                <w:sz w:val="20"/>
+                <w:szCs w:val="20"/>
+                <w:lang w:val="es-BO"/>
+              </w:rPr>
+              <w:t>14</w:t>
             </w:r>
           </w:p>
         </w:tc>
@@ -350,22 +369,19 @@
           </w:tcPr>
           <w:p>
             <w:pPr>
-              <w:jc w:val="both"/>
               <w:rPr>
                 <w:rFonts w:ascii="Arial" w:hAnsi="Arial" w:cs="Arial"/>
                 <w:b/>
-                <w:color w:val="000000" w:themeColor="text1"/>
-                <w:sz w:val="22"/>
-                <w:szCs w:val="22"/>
+                <w:sz w:val="20"/>
+                <w:szCs w:val="20"/>
                 <w:lang w:val="es-BO"/>
               </w:rPr>
             </w:pPr>
             <w:r>
               <w:rPr>
                 <w:rFonts w:ascii="Arial" w:hAnsi="Arial" w:cs="Arial"/>
-                <w:color w:val="000000" w:themeColor="text1"/>
-                <w:sz w:val="22"/>
-                <w:szCs w:val="22"/>
+                <w:sz w:val="20"/>
+                <w:szCs w:val="20"/>
                 <w:lang w:val="es-BO"/>
               </w:rPr>
               <w:t>SEXO:</w:t>
@@ -381,25 +397,21 @@
               <w:bottom w:val="outset" w:sz="6" w:space="0" w:color="A6A6A6" w:themeColor="background1" w:themeShade="A6"/>
               <w:right w:val="outset" w:sz="6" w:space="0" w:color="A6A6A6" w:themeColor="background1" w:themeShade="A6"/>
             </w:tcBorders>
-            <w:hideMark/>
           </w:tcPr>
           <w:p>
             <w:pPr>
-              <w:jc w:val="both"/>
-              <w:rPr>
-                <w:rFonts w:ascii="Arial" w:hAnsi="Arial" w:cs="Arial"/>
-                <w:color w:val="000000" w:themeColor="text1"/>
-                <w:sz w:val="22"/>
-                <w:szCs w:val="22"/>
+              <w:rPr>
+                <w:rFonts w:ascii="Arial" w:hAnsi="Arial" w:cs="Arial"/>
+                <w:sz w:val="20"/>
+                <w:szCs w:val="20"/>
                 <w:lang w:val="es-BO"/>
               </w:rPr>
             </w:pPr>
             <w:r>
               <w:rPr>
                 <w:rFonts w:ascii="Arial" w:hAnsi="Arial" w:cs="Arial"/>
-                <w:color w:val="000000" w:themeColor="text1"/>
-                <w:sz w:val="22"/>
-                <w:szCs w:val="22"/>
+                <w:sz w:val="20"/>
+                <w:szCs w:val="20"/>
                 <w:lang w:val="es-BO"/>
               </w:rPr>
               <w:t xml:space="preserve">FEMENINO </w:t>
@@ -421,25 +433,21 @@
               <w:bottom w:val="outset" w:sz="6" w:space="0" w:color="A6A6A6" w:themeColor="background1" w:themeShade="A6"/>
               <w:right w:val="outset" w:sz="6" w:space="0" w:color="A6A6A6" w:themeColor="background1" w:themeShade="A6"/>
             </w:tcBorders>
-            <w:hideMark/>
           </w:tcPr>
           <w:p>
             <w:pPr>
-              <w:jc w:val="both"/>
-              <w:rPr>
-                <w:rFonts w:ascii="Arial" w:hAnsi="Arial" w:cs="Arial"/>
-                <w:color w:val="000000" w:themeColor="text1"/>
-                <w:sz w:val="22"/>
-                <w:szCs w:val="22"/>
+              <w:rPr>
+                <w:rFonts w:ascii="Arial" w:hAnsi="Arial" w:cs="Arial"/>
+                <w:sz w:val="20"/>
+                <w:szCs w:val="20"/>
                 <w:lang w:val="es-BO"/>
               </w:rPr>
             </w:pPr>
             <w:r>
               <w:rPr>
                 <w:rFonts w:ascii="Arial" w:hAnsi="Arial" w:cs="Arial"/>
-                <w:color w:val="000000" w:themeColor="text1"/>
-                <w:sz w:val="22"/>
-                <w:szCs w:val="22"/>
+                <w:sz w:val="20"/>
+                <w:szCs w:val="20"/>
                 <w:lang w:val="es-BO"/>
               </w:rPr>
               <w:t>FECHA DE NACIMIENTO:</w:t>
@@ -455,28 +463,24 @@
               <w:bottom w:val="outset" w:sz="6" w:space="0" w:color="A6A6A6" w:themeColor="background1" w:themeShade="A6"/>
               <w:right w:val="outset" w:sz="6" w:space="0" w:color="A6A6A6" w:themeColor="background1" w:themeShade="A6"/>
             </w:tcBorders>
-            <w:hideMark/>
           </w:tcPr>
           <w:p>
             <w:pPr>
-              <w:jc w:val="both"/>
-              <w:rPr>
-                <w:rFonts w:ascii="Arial" w:hAnsi="Arial" w:cs="Arial"/>
-                <w:color w:val="000000" w:themeColor="text1"/>
-                <w:sz w:val="22"/>
-                <w:szCs w:val="22"/>
+              <w:rPr>
+                <w:rFonts w:ascii="Arial" w:hAnsi="Arial" w:cs="Arial"/>
+                <w:sz w:val="20"/>
+                <w:szCs w:val="20"/>
                 <w:lang w:val="es-BO"/>
               </w:rPr>
             </w:pPr>
             <w:r>
               <w:rPr>
                 <w:rFonts w:ascii="Arial" w:hAnsi="Arial" w:cs="Arial"/>
-                <w:color w:val="000000" w:themeColor="text1"/>
-                <w:sz w:val="22"/>
-                <w:szCs w:val="22"/>
-                <w:lang w:val="es-BO"/>
-              </w:rPr>
-              <w:t>26/12/2009</w:t>
+                <w:sz w:val="20"/>
+                <w:szCs w:val="20"/>
+                <w:lang w:val="es-BO"/>
+              </w:rPr>
+              <w:t>29/12/2011</w:t>
             </w:r>
           </w:p>
         </w:tc>
@@ -495,25 +499,21 @@
               <w:bottom w:val="outset" w:sz="6" w:space="0" w:color="A6A6A6" w:themeColor="background1" w:themeShade="A6"/>
               <w:right w:val="outset" w:sz="6" w:space="0" w:color="A6A6A6" w:themeColor="background1" w:themeShade="A6"/>
             </w:tcBorders>
-            <w:hideMark/>
           </w:tcPr>
           <w:p>
             <w:pPr>
-              <w:jc w:val="both"/>
-              <w:rPr>
-                <w:rFonts w:ascii="Arial" w:hAnsi="Arial" w:cs="Arial"/>
-                <w:color w:val="000000" w:themeColor="text1"/>
-                <w:sz w:val="22"/>
-                <w:szCs w:val="22"/>
+              <w:rPr>
+                <w:rFonts w:ascii="Arial" w:hAnsi="Arial" w:cs="Arial"/>
+                <w:sz w:val="20"/>
+                <w:szCs w:val="20"/>
                 <w:lang w:val="es-BO"/>
               </w:rPr>
             </w:pPr>
             <w:r>
               <w:rPr>
                 <w:rFonts w:ascii="Arial" w:hAnsi="Arial" w:cs="Arial"/>
-                <w:color w:val="000000" w:themeColor="text1"/>
-                <w:sz w:val="22"/>
-                <w:szCs w:val="22"/>
+                <w:sz w:val="20"/>
+                <w:szCs w:val="20"/>
                 <w:lang w:val="es-BO"/>
               </w:rPr>
               <w:t>LUGAR DE NACIMIENTO:</w:t>
@@ -529,25 +529,21 @@
               <w:bottom w:val="outset" w:sz="6" w:space="0" w:color="A6A6A6" w:themeColor="background1" w:themeShade="A6"/>
               <w:right w:val="outset" w:sz="6" w:space="0" w:color="A6A6A6" w:themeColor="background1" w:themeShade="A6"/>
             </w:tcBorders>
-            <w:hideMark/>
           </w:tcPr>
           <w:p>
             <w:pPr>
-              <w:jc w:val="both"/>
-              <w:rPr>
-                <w:rFonts w:ascii="Arial" w:hAnsi="Arial" w:cs="Arial"/>
-                <w:color w:val="000000" w:themeColor="text1"/>
-                <w:sz w:val="22"/>
-                <w:szCs w:val="22"/>
+              <w:rPr>
+                <w:rFonts w:ascii="Arial" w:hAnsi="Arial" w:cs="Arial"/>
+                <w:sz w:val="20"/>
+                <w:szCs w:val="20"/>
                 <w:lang w:val="es-BO"/>
               </w:rPr>
             </w:pPr>
             <w:r>
               <w:rPr>
                 <w:rFonts w:ascii="Arial" w:hAnsi="Arial" w:cs="Arial"/>
-                <w:color w:val="000000" w:themeColor="text1"/>
-                <w:sz w:val="22"/>
-                <w:szCs w:val="22"/>
+                <w:sz w:val="20"/>
+                <w:szCs w:val="20"/>
                 <w:lang w:val="es-BO"/>
               </w:rPr>
               <w:t>Tarija</w:t>
@@ -569,25 +565,21 @@
               <w:bottom w:val="outset" w:sz="6" w:space="0" w:color="A6A6A6" w:themeColor="background1" w:themeShade="A6"/>
               <w:right w:val="outset" w:sz="6" w:space="0" w:color="A6A6A6" w:themeColor="background1" w:themeShade="A6"/>
             </w:tcBorders>
-            <w:hideMark/>
           </w:tcPr>
           <w:p>
             <w:pPr>
-              <w:jc w:val="both"/>
-              <w:rPr>
-                <w:rFonts w:ascii="Arial" w:hAnsi="Arial" w:cs="Arial"/>
-                <w:color w:val="000000" w:themeColor="text1"/>
-                <w:sz w:val="22"/>
-                <w:szCs w:val="22"/>
+              <w:rPr>
+                <w:rFonts w:ascii="Arial" w:hAnsi="Arial" w:cs="Arial"/>
+                <w:sz w:val="20"/>
+                <w:szCs w:val="20"/>
                 <w:lang w:val="es-BO"/>
               </w:rPr>
             </w:pPr>
             <w:r>
               <w:rPr>
                 <w:rFonts w:ascii="Arial" w:hAnsi="Arial" w:cs="Arial"/>
-                <w:color w:val="000000" w:themeColor="text1"/>
-                <w:sz w:val="22"/>
-                <w:szCs w:val="22"/>
+                <w:sz w:val="20"/>
+                <w:szCs w:val="20"/>
                 <w:lang w:val="es-BO"/>
               </w:rPr>
               <w:t>GRADO DE INSTRUCCIÓN:</w:t>
@@ -606,12 +598,10 @@
           </w:tcPr>
           <w:p>
             <w:pPr>
-              <w:jc w:val="both"/>
-              <w:rPr>
-                <w:rFonts w:ascii="Arial" w:hAnsi="Arial" w:cs="Arial"/>
-                <w:color w:val="000000" w:themeColor="text1"/>
-                <w:sz w:val="22"/>
-                <w:szCs w:val="22"/>
+              <w:rPr>
+                <w:rFonts w:ascii="Arial" w:hAnsi="Arial" w:cs="Arial"/>
+                <w:sz w:val="20"/>
+                <w:szCs w:val="20"/>
                 <w:lang w:val="es-BO"/>
               </w:rPr>
             </w:pPr>
@@ -632,25 +622,21 @@
               <w:bottom w:val="outset" w:sz="6" w:space="0" w:color="A6A6A6" w:themeColor="background1" w:themeShade="A6"/>
               <w:right w:val="outset" w:sz="6" w:space="0" w:color="A6A6A6" w:themeColor="background1" w:themeShade="A6"/>
             </w:tcBorders>
-            <w:hideMark/>
           </w:tcPr>
           <w:p>
             <w:pPr>
-              <w:jc w:val="both"/>
-              <w:rPr>
-                <w:rFonts w:ascii="Arial" w:hAnsi="Arial" w:cs="Arial"/>
-                <w:color w:val="000000" w:themeColor="text1"/>
-                <w:sz w:val="22"/>
-                <w:szCs w:val="22"/>
+              <w:rPr>
+                <w:rFonts w:ascii="Arial" w:hAnsi="Arial" w:cs="Arial"/>
+                <w:sz w:val="20"/>
+                <w:szCs w:val="20"/>
                 <w:lang w:val="es-BO"/>
               </w:rPr>
             </w:pPr>
             <w:r>
               <w:rPr>
                 <w:rFonts w:ascii="Arial" w:hAnsi="Arial" w:cs="Arial"/>
-                <w:color w:val="000000" w:themeColor="text1"/>
-                <w:sz w:val="22"/>
-                <w:szCs w:val="22"/>
+                <w:sz w:val="20"/>
+                <w:szCs w:val="20"/>
                 <w:lang w:val="es-BO"/>
               </w:rPr>
               <w:t>UNIDAD EDUCATIVA:</w:t>
@@ -669,12 +655,10 @@
           </w:tcPr>
           <w:p>
             <w:pPr>
-              <w:jc w:val="both"/>
-              <w:rPr>
-                <w:rFonts w:ascii="Arial" w:hAnsi="Arial" w:cs="Arial"/>
-                <w:color w:val="000000" w:themeColor="text1"/>
-                <w:sz w:val="22"/>
-                <w:szCs w:val="22"/>
+              <w:rPr>
+                <w:rFonts w:ascii="Arial" w:hAnsi="Arial" w:cs="Arial"/>
+                <w:sz w:val="20"/>
+                <w:szCs w:val="20"/>
                 <w:lang w:val="es-BO"/>
               </w:rPr>
             </w:pPr>
@@ -695,25 +679,21 @@
               <w:bottom w:val="outset" w:sz="6" w:space="0" w:color="A6A6A6" w:themeColor="background1" w:themeShade="A6"/>
               <w:right w:val="outset" w:sz="6" w:space="0" w:color="A6A6A6" w:themeColor="background1" w:themeShade="A6"/>
             </w:tcBorders>
-            <w:hideMark/>
           </w:tcPr>
           <w:p>
             <w:pPr>
-              <w:jc w:val="both"/>
-              <w:rPr>
-                <w:rFonts w:ascii="Arial" w:hAnsi="Arial" w:cs="Arial"/>
-                <w:color w:val="000000" w:themeColor="text1"/>
-                <w:sz w:val="22"/>
-                <w:szCs w:val="22"/>
+              <w:rPr>
+                <w:rFonts w:ascii="Arial" w:hAnsi="Arial" w:cs="Arial"/>
+                <w:sz w:val="20"/>
+                <w:szCs w:val="20"/>
                 <w:lang w:val="es-BO"/>
               </w:rPr>
             </w:pPr>
             <w:r>
               <w:rPr>
                 <w:rFonts w:ascii="Arial" w:hAnsi="Arial" w:cs="Arial"/>
-                <w:color w:val="000000" w:themeColor="text1"/>
-                <w:sz w:val="22"/>
-                <w:szCs w:val="22"/>
+                <w:sz w:val="20"/>
+                <w:szCs w:val="20"/>
                 <w:lang w:val="es-BO"/>
               </w:rPr>
               <w:t>OCUPACIÓN:</w:t>
@@ -729,25 +709,21 @@
               <w:bottom w:val="outset" w:sz="6" w:space="0" w:color="A6A6A6" w:themeColor="background1" w:themeShade="A6"/>
               <w:right w:val="outset" w:sz="6" w:space="0" w:color="A6A6A6" w:themeColor="background1" w:themeShade="A6"/>
             </w:tcBorders>
-            <w:hideMark/>
           </w:tcPr>
           <w:p>
             <w:pPr>
-              <w:jc w:val="both"/>
-              <w:rPr>
-                <w:rFonts w:ascii="Arial" w:hAnsi="Arial" w:cs="Arial"/>
-                <w:color w:val="000000" w:themeColor="text1"/>
-                <w:sz w:val="22"/>
-                <w:szCs w:val="22"/>
+              <w:rPr>
+                <w:rFonts w:ascii="Arial" w:hAnsi="Arial" w:cs="Arial"/>
+                <w:sz w:val="20"/>
+                <w:szCs w:val="20"/>
                 <w:lang w:val="es-BO"/>
               </w:rPr>
             </w:pPr>
             <w:r>
               <w:rPr>
                 <w:rFonts w:ascii="Arial" w:hAnsi="Arial" w:cs="Arial"/>
-                <w:color w:val="000000" w:themeColor="text1"/>
-                <w:sz w:val="22"/>
-                <w:szCs w:val="22"/>
+                <w:sz w:val="20"/>
+                <w:szCs w:val="20"/>
                 <w:lang w:val="es-BO"/>
               </w:rPr>
               <w:t xml:space="preserve">ESTUDIANTE </w:t>
@@ -769,25 +745,21 @@
               <w:bottom w:val="outset" w:sz="6" w:space="0" w:color="A6A6A6" w:themeColor="background1" w:themeShade="A6"/>
               <w:right w:val="outset" w:sz="6" w:space="0" w:color="A6A6A6" w:themeColor="background1" w:themeShade="A6"/>
             </w:tcBorders>
-            <w:hideMark/>
           </w:tcPr>
           <w:p>
             <w:pPr>
-              <w:jc w:val="both"/>
-              <w:rPr>
-                <w:rFonts w:ascii="Arial" w:hAnsi="Arial" w:cs="Arial"/>
-                <w:color w:val="000000" w:themeColor="text1"/>
-                <w:sz w:val="22"/>
-                <w:szCs w:val="22"/>
+              <w:rPr>
+                <w:rFonts w:ascii="Arial" w:hAnsi="Arial" w:cs="Arial"/>
+                <w:sz w:val="20"/>
+                <w:szCs w:val="20"/>
                 <w:lang w:val="es-BO"/>
               </w:rPr>
             </w:pPr>
             <w:r>
               <w:rPr>
                 <w:rFonts w:ascii="Arial" w:hAnsi="Arial" w:cs="Arial"/>
-                <w:color w:val="000000" w:themeColor="text1"/>
-                <w:sz w:val="22"/>
-                <w:szCs w:val="22"/>
+                <w:sz w:val="20"/>
+                <w:szCs w:val="20"/>
                 <w:lang w:val="es-BO"/>
               </w:rPr>
               <w:t>DOMICILIO:</w:t>
@@ -803,28 +775,24 @@
               <w:bottom w:val="outset" w:sz="6" w:space="0" w:color="A6A6A6" w:themeColor="background1" w:themeShade="A6"/>
               <w:right w:val="outset" w:sz="6" w:space="0" w:color="A6A6A6" w:themeColor="background1" w:themeShade="A6"/>
             </w:tcBorders>
-            <w:hideMark/>
           </w:tcPr>
           <w:p>
             <w:pPr>
-              <w:jc w:val="both"/>
-              <w:rPr>
-                <w:rFonts w:ascii="Arial" w:hAnsi="Arial" w:cs="Arial"/>
-                <w:color w:val="000000" w:themeColor="text1"/>
-                <w:sz w:val="22"/>
-                <w:szCs w:val="22"/>
+              <w:rPr>
+                <w:rFonts w:ascii="Arial" w:hAnsi="Arial" w:cs="Arial"/>
+                <w:sz w:val="20"/>
+                <w:szCs w:val="20"/>
                 <w:lang w:val="es-BO"/>
               </w:rPr>
             </w:pPr>
             <w:r>
               <w:rPr>
                 <w:rFonts w:ascii="Arial" w:hAnsi="Arial" w:cs="Arial"/>
-                <w:color w:val="000000" w:themeColor="text1"/>
-                <w:sz w:val="22"/>
-                <w:szCs w:val="22"/>
-                <w:lang w:val="es-BO"/>
-              </w:rPr>
-              <w:t>BARRIO PALMARCITO</w:t>
+                <w:sz w:val="20"/>
+                <w:szCs w:val="20"/>
+                <w:lang w:val="es-BO"/>
+              </w:rPr>
+              <w:t xml:space="preserve">BARRIO 20 DE ENERO </w:t>
             </w:r>
           </w:p>
         </w:tc>
@@ -843,25 +811,21 @@
               <w:bottom w:val="outset" w:sz="6" w:space="0" w:color="A6A6A6" w:themeColor="background1" w:themeShade="A6"/>
               <w:right w:val="outset" w:sz="6" w:space="0" w:color="A6A6A6" w:themeColor="background1" w:themeShade="A6"/>
             </w:tcBorders>
-            <w:hideMark/>
           </w:tcPr>
           <w:p>
             <w:pPr>
-              <w:jc w:val="both"/>
-              <w:rPr>
-                <w:rFonts w:ascii="Arial" w:hAnsi="Arial" w:cs="Arial"/>
-                <w:color w:val="000000" w:themeColor="text1"/>
-                <w:sz w:val="22"/>
-                <w:szCs w:val="22"/>
+              <w:rPr>
+                <w:rFonts w:ascii="Arial" w:hAnsi="Arial" w:cs="Arial"/>
+                <w:sz w:val="20"/>
+                <w:szCs w:val="20"/>
                 <w:lang w:val="es-BO"/>
               </w:rPr>
             </w:pPr>
             <w:r>
               <w:rPr>
                 <w:rFonts w:ascii="Arial" w:hAnsi="Arial" w:cs="Arial"/>
-                <w:color w:val="000000" w:themeColor="text1"/>
-                <w:sz w:val="22"/>
-                <w:szCs w:val="22"/>
+                <w:sz w:val="20"/>
+                <w:szCs w:val="20"/>
                 <w:lang w:val="es-BO"/>
               </w:rPr>
               <w:t>NOMBRE DE LA MADRE:</w:t>
@@ -877,50 +841,24 @@
               <w:bottom w:val="outset" w:sz="6" w:space="0" w:color="A6A6A6" w:themeColor="background1" w:themeShade="A6"/>
               <w:right w:val="outset" w:sz="6" w:space="0" w:color="A6A6A6" w:themeColor="background1" w:themeShade="A6"/>
             </w:tcBorders>
-            <w:hideMark/>
           </w:tcPr>
           <w:p>
             <w:pPr>
-              <w:jc w:val="both"/>
-              <w:rPr>
-                <w:rFonts w:ascii="Arial" w:hAnsi="Arial" w:cs="Arial"/>
-                <w:color w:val="000000" w:themeColor="text1"/>
-                <w:sz w:val="22"/>
-                <w:szCs w:val="22"/>
+              <w:rPr>
+                <w:rFonts w:ascii="Arial" w:hAnsi="Arial" w:cs="Arial"/>
+                <w:sz w:val="20"/>
+                <w:szCs w:val="20"/>
                 <w:lang w:val="es-BO"/>
               </w:rPr>
             </w:pPr>
             <w:r>
               <w:rPr>
                 <w:rFonts w:ascii="Arial" w:hAnsi="Arial" w:cs="Arial"/>
-                <w:color w:val="000000" w:themeColor="text1"/>
-                <w:sz w:val="22"/>
-                <w:szCs w:val="22"/>
-                <w:lang w:val="es-BO"/>
-              </w:rPr>
-              <w:t xml:space="preserve">MARCELA </w:t>
-            </w:r>
-            <w:proofErr w:type="spellStart"/>
-            <w:r>
-              <w:rPr>
-                <w:rFonts w:ascii="Arial" w:hAnsi="Arial" w:cs="Arial"/>
-                <w:color w:val="000000" w:themeColor="text1"/>
-                <w:sz w:val="22"/>
-                <w:szCs w:val="22"/>
-                <w:lang w:val="es-BO"/>
-              </w:rPr>
-              <w:t>MICHAGA</w:t>
-            </w:r>
-            <w:proofErr w:type="spellEnd"/>
-            <w:r>
-              <w:rPr>
-                <w:rFonts w:ascii="Arial" w:hAnsi="Arial" w:cs="Arial"/>
-                <w:color w:val="000000" w:themeColor="text1"/>
-                <w:sz w:val="22"/>
-                <w:szCs w:val="22"/>
-                <w:lang w:val="es-BO"/>
-              </w:rPr>
-              <w:t xml:space="preserve"> GRAMAJO </w:t>
+                <w:sz w:val="20"/>
+                <w:szCs w:val="20"/>
+                <w:lang w:val="es-BO"/>
+              </w:rPr>
+              <w:t xml:space="preserve">MARIBEL CONDORI PACO </w:t>
             </w:r>
           </w:p>
         </w:tc>
@@ -939,25 +877,21 @@
               <w:bottom w:val="outset" w:sz="6" w:space="0" w:color="A6A6A6" w:themeColor="background1" w:themeShade="A6"/>
               <w:right w:val="outset" w:sz="6" w:space="0" w:color="A6A6A6" w:themeColor="background1" w:themeShade="A6"/>
             </w:tcBorders>
-            <w:hideMark/>
           </w:tcPr>
           <w:p>
             <w:pPr>
-              <w:jc w:val="both"/>
-              <w:rPr>
-                <w:rFonts w:ascii="Arial" w:hAnsi="Arial" w:cs="Arial"/>
-                <w:color w:val="000000" w:themeColor="text1"/>
-                <w:sz w:val="22"/>
-                <w:szCs w:val="22"/>
+              <w:rPr>
+                <w:rFonts w:ascii="Arial" w:hAnsi="Arial" w:cs="Arial"/>
+                <w:sz w:val="20"/>
+                <w:szCs w:val="20"/>
                 <w:lang w:val="es-BO"/>
               </w:rPr>
             </w:pPr>
             <w:r>
               <w:rPr>
                 <w:rFonts w:ascii="Arial" w:hAnsi="Arial" w:cs="Arial"/>
-                <w:color w:val="000000" w:themeColor="text1"/>
-                <w:sz w:val="22"/>
-                <w:szCs w:val="22"/>
+                <w:sz w:val="20"/>
+                <w:szCs w:val="20"/>
                 <w:lang w:val="es-BO"/>
               </w:rPr>
               <w:t>NOMBRE DEL PADRE:</w:t>
@@ -973,33 +907,29 @@
               <w:bottom w:val="outset" w:sz="6" w:space="0" w:color="A6A6A6" w:themeColor="background1" w:themeShade="A6"/>
               <w:right w:val="outset" w:sz="6" w:space="0" w:color="A6A6A6" w:themeColor="background1" w:themeShade="A6"/>
             </w:tcBorders>
-            <w:hideMark/>
           </w:tcPr>
           <w:p>
             <w:pPr>
-              <w:jc w:val="both"/>
-              <w:rPr>
-                <w:rFonts w:ascii="Arial" w:hAnsi="Arial" w:cs="Arial"/>
-                <w:color w:val="000000" w:themeColor="text1"/>
-                <w:sz w:val="22"/>
-                <w:szCs w:val="22"/>
+              <w:rPr>
+                <w:rFonts w:ascii="Arial" w:hAnsi="Arial" w:cs="Arial"/>
+                <w:sz w:val="20"/>
+                <w:szCs w:val="20"/>
                 <w:lang w:val="es-BO"/>
               </w:rPr>
             </w:pPr>
             <w:r>
               <w:rPr>
                 <w:rFonts w:ascii="Arial" w:hAnsi="Arial" w:cs="Arial"/>
-                <w:color w:val="000000" w:themeColor="text1"/>
-                <w:sz w:val="22"/>
-                <w:szCs w:val="22"/>
-                <w:lang w:val="es-BO"/>
-              </w:rPr>
-              <w:t xml:space="preserve">FABIAN SANDOVAL TEJERINA </w:t>
+                <w:sz w:val="20"/>
+                <w:szCs w:val="20"/>
+                <w:lang w:val="es-BO"/>
+              </w:rPr>
+              <w:t xml:space="preserve">FRANCO PAVEL VALDEZ DELGADO </w:t>
             </w:r>
           </w:p>
         </w:tc>
-        <w:bookmarkEnd w:id="0"/>
       </w:tr>
+      <w:bookmarkEnd w:id="0"/>
     </w:tbl>
     <w:p>
       <w:pPr>
@@ -1059,29 +989,7 @@
                 <w:szCs w:val="22"/>
                 <w:lang w:val="es-BO"/>
               </w:rPr>
-              <w:t xml:space="preserve">SE REALIZA LA SIGUIENTE ENTREVISTA INFORMATIVA A REQUERIMIENTO EMITIDO POR EL </w:t>
-            </w:r>
-            <w:proofErr w:type="spellStart"/>
-            <w:r>
-              <w:rPr>
-                <w:rFonts w:ascii="Arial" w:hAnsi="Arial" w:cs="Arial"/>
-                <w:color w:val="000000" w:themeColor="text1"/>
-                <w:sz w:val="22"/>
-                <w:szCs w:val="22"/>
-                <w:lang w:val="es-BO"/>
-              </w:rPr>
-              <w:t>Dr</w:t>
-            </w:r>
-            <w:proofErr w:type="spellEnd"/>
-            <w:r>
-              <w:rPr>
-                <w:rFonts w:ascii="Arial" w:hAnsi="Arial" w:cs="Arial"/>
-                <w:color w:val="000000" w:themeColor="text1"/>
-                <w:sz w:val="22"/>
-                <w:szCs w:val="22"/>
-                <w:lang w:val="es-BO"/>
-              </w:rPr>
-              <w:t xml:space="preserve">/a. </w:t>
+              <w:t xml:space="preserve">SE REALIZA LA SIGUIENTE ENTREVISTA INFORMATIVA A REQUERIMIENTO EMITIDO POR EL Dr/a. </w:t>
             </w:r>
             <w:r>
               <w:rPr>
@@ -1091,29 +999,7 @@
                 <w:szCs w:val="22"/>
                 <w:lang w:val="es-BO"/>
               </w:rPr>
-              <w:t xml:space="preserve">ANDREA </w:t>
-            </w:r>
-            <w:proofErr w:type="spellStart"/>
-            <w:r>
-              <w:rPr>
-                <w:rFonts w:ascii="Arial" w:hAnsi="Arial" w:cs="Arial"/>
-                <w:bCs/>
-                <w:sz w:val="22"/>
-                <w:szCs w:val="22"/>
-                <w:lang w:val="es-BO"/>
-              </w:rPr>
-              <w:t>ROYMANT</w:t>
-            </w:r>
-            <w:proofErr w:type="spellEnd"/>
-            <w:r>
-              <w:rPr>
-                <w:rFonts w:ascii="Arial" w:hAnsi="Arial" w:cs="Arial"/>
-                <w:bCs/>
-                <w:sz w:val="22"/>
-                <w:szCs w:val="22"/>
-                <w:lang w:val="es-BO"/>
-              </w:rPr>
-              <w:t xml:space="preserve"> VALDEZ</w:t>
+              <w:t>VICTOR HUGO HUSLER JURADO</w:t>
             </w:r>
             <w:r>
               <w:rPr>
@@ -1251,29 +1137,7 @@
           <w:sz w:val="22"/>
           <w:szCs w:val="22"/>
         </w:rPr>
-        <w:t>{{</w:t>
-      </w:r>
-      <w:proofErr w:type="spellStart"/>
-      <w:r>
-        <w:rPr>
-          <w:rFonts w:ascii="Arial" w:hAnsi="Arial" w:cs="Arial"/>
-          <w:bCs/>
-          <w:color w:val="000000" w:themeColor="text1"/>
-          <w:sz w:val="22"/>
-          <w:szCs w:val="22"/>
-        </w:rPr>
-        <w:t>TRANSCRIPCION</w:t>
-      </w:r>
-      <w:proofErr w:type="spellEnd"/>
-      <w:r>
-        <w:rPr>
-          <w:rFonts w:ascii="Arial" w:hAnsi="Arial" w:cs="Arial"/>
-          <w:bCs/>
-          <w:color w:val="000000" w:themeColor="text1"/>
-          <w:sz w:val="22"/>
-          <w:szCs w:val="22"/>
-        </w:rPr>
-        <w:t>}}</w:t>
+        <w:t>{{TRANSCRIPCION}}</w:t>
       </w:r>
     </w:p>
     <w:p>
@@ -2213,6 +2077,7 @@
   <w:style w:type="character" w:default="1" w:styleId="Fuentedeprrafopredeter">
     <w:name w:val="Default Paragraph Font"/>
     <w:uiPriority w:val="1"/>
+    <w:semiHidden/>
     <w:unhideWhenUsed/>
   </w:style>
   <w:style w:type="table" w:default="1" w:styleId="Tablanormal">

--- a/ENTREVISTA INFORMATIVA.docx
+++ b/ENTREVISTA INFORMATIVA.docx
@@ -244,15 +244,6 @@
                 <w:lang w:val="es-BO"/>
               </w:rPr>
             </w:pPr>
-            <w:r>
-              <w:rPr>
-                <w:rFonts w:ascii="Arial" w:hAnsi="Arial" w:cs="Arial"/>
-                <w:sz w:val="20"/>
-                <w:szCs w:val="20"/>
-                <w:lang w:val="es-BO"/>
-              </w:rPr>
-              <w:t xml:space="preserve">KAREN FABIOLA BERNAL GUZMAN </w:t>
-            </w:r>
           </w:p>
         </w:tc>
       </w:tr>
@@ -312,15 +303,6 @@
                 <w:lang w:val="es-BO"/>
               </w:rPr>
             </w:pPr>
-            <w:r>
-              <w:rPr>
-                <w:rFonts w:ascii="Arial" w:hAnsi="Arial" w:cs="Arial"/>
-                <w:sz w:val="20"/>
-                <w:szCs w:val="20"/>
-                <w:lang w:val="es-BO"/>
-              </w:rPr>
-              <w:t>09</w:t>
-            </w:r>
           </w:p>
         </w:tc>
       </w:tr>
@@ -380,15 +362,6 @@
                 <w:lang w:val="es-BO"/>
               </w:rPr>
             </w:pPr>
-            <w:r>
-              <w:rPr>
-                <w:rFonts w:ascii="Arial" w:hAnsi="Arial" w:cs="Arial"/>
-                <w:sz w:val="20"/>
-                <w:szCs w:val="20"/>
-                <w:lang w:val="es-BO"/>
-              </w:rPr>
-              <w:t>FEMENINO</w:t>
-            </w:r>
           </w:p>
         </w:tc>
       </w:tr>
@@ -424,138 +397,6 @@
                 <w:lang w:val="es-BO"/>
               </w:rPr>
               <w:t>FECHA DE NACIMIENTO:</w:t>
-            </w:r>
-          </w:p>
-        </w:tc>
-        <w:tc>
-          <w:tcPr>
-            <w:tcW w:w="5601" w:type="dxa"/>
-            <w:tcBorders>
-              <w:top w:val="outset" w:sz="6" w:space="0" w:color="A6A6A6" w:themeColor="background1" w:themeShade="A6"/>
-              <w:left w:val="outset" w:sz="6" w:space="0" w:color="A6A6A6" w:themeColor="background1" w:themeShade="A6"/>
-              <w:bottom w:val="outset" w:sz="6" w:space="0" w:color="A6A6A6" w:themeColor="background1" w:themeShade="A6"/>
-              <w:right w:val="outset" w:sz="6" w:space="0" w:color="A6A6A6" w:themeColor="background1" w:themeShade="A6"/>
-            </w:tcBorders>
-          </w:tcPr>
-          <w:p>
-            <w:pPr>
-              <w:rPr>
-                <w:rFonts w:ascii="Arial" w:hAnsi="Arial" w:cs="Arial"/>
-                <w:sz w:val="20"/>
-                <w:szCs w:val="20"/>
-                <w:lang w:val="es-BO"/>
-              </w:rPr>
-            </w:pPr>
-            <w:r>
-              <w:rPr>
-                <w:rFonts w:ascii="Arial" w:hAnsi="Arial" w:cs="Arial"/>
-                <w:sz w:val="20"/>
-                <w:szCs w:val="20"/>
-                <w:lang w:val="es-BO"/>
-              </w:rPr>
-              <w:t>19/10/2016</w:t>
-            </w:r>
-          </w:p>
-        </w:tc>
-      </w:tr>
-      <w:tr>
-        <w:trPr>
-          <w:tblCellSpacing w:w="20" w:type="dxa"/>
-          <w:jc w:val="center"/>
-        </w:trPr>
-        <w:tc>
-          <w:tcPr>
-            <w:tcW w:w="3051" w:type="dxa"/>
-            <w:tcBorders>
-              <w:top w:val="outset" w:sz="6" w:space="0" w:color="A6A6A6" w:themeColor="background1" w:themeShade="A6"/>
-              <w:left w:val="outset" w:sz="6" w:space="0" w:color="A6A6A6" w:themeColor="background1" w:themeShade="A6"/>
-              <w:bottom w:val="outset" w:sz="6" w:space="0" w:color="A6A6A6" w:themeColor="background1" w:themeShade="A6"/>
-              <w:right w:val="outset" w:sz="6" w:space="0" w:color="A6A6A6" w:themeColor="background1" w:themeShade="A6"/>
-            </w:tcBorders>
-          </w:tcPr>
-          <w:p>
-            <w:pPr>
-              <w:rPr>
-                <w:rFonts w:ascii="Arial" w:hAnsi="Arial" w:cs="Arial"/>
-                <w:sz w:val="20"/>
-                <w:szCs w:val="20"/>
-                <w:lang w:val="es-BO"/>
-              </w:rPr>
-            </w:pPr>
-            <w:r>
-              <w:rPr>
-                <w:rFonts w:ascii="Arial" w:hAnsi="Arial" w:cs="Arial"/>
-                <w:sz w:val="20"/>
-                <w:szCs w:val="20"/>
-                <w:lang w:val="es-BO"/>
-              </w:rPr>
-              <w:t>LUGAR DE NACIMIENTO:</w:t>
-            </w:r>
-          </w:p>
-        </w:tc>
-        <w:tc>
-          <w:tcPr>
-            <w:tcW w:w="5601" w:type="dxa"/>
-            <w:tcBorders>
-              <w:top w:val="outset" w:sz="6" w:space="0" w:color="A6A6A6" w:themeColor="background1" w:themeShade="A6"/>
-              <w:left w:val="outset" w:sz="6" w:space="0" w:color="A6A6A6" w:themeColor="background1" w:themeShade="A6"/>
-              <w:bottom w:val="outset" w:sz="6" w:space="0" w:color="A6A6A6" w:themeColor="background1" w:themeShade="A6"/>
-              <w:right w:val="outset" w:sz="6" w:space="0" w:color="A6A6A6" w:themeColor="background1" w:themeShade="A6"/>
-            </w:tcBorders>
-          </w:tcPr>
-          <w:p>
-            <w:pPr>
-              <w:rPr>
-                <w:rFonts w:ascii="Arial" w:hAnsi="Arial" w:cs="Arial"/>
-                <w:sz w:val="20"/>
-                <w:szCs w:val="20"/>
-                <w:lang w:val="es-BO"/>
-              </w:rPr>
-            </w:pPr>
-            <w:r>
-              <w:rPr>
-                <w:rFonts w:ascii="Arial" w:hAnsi="Arial" w:cs="Arial"/>
-                <w:sz w:val="20"/>
-                <w:szCs w:val="20"/>
-                <w:lang w:val="es-BO"/>
-              </w:rPr>
-              <w:t>Tarija</w:t>
-            </w:r>
-          </w:p>
-        </w:tc>
-      </w:tr>
-      <w:tr>
-        <w:trPr>
-          <w:tblCellSpacing w:w="20" w:type="dxa"/>
-          <w:jc w:val="center"/>
-        </w:trPr>
-        <w:tc>
-          <w:tcPr>
-            <w:tcW w:w="3051" w:type="dxa"/>
-            <w:tcBorders>
-              <w:top w:val="outset" w:sz="6" w:space="0" w:color="A6A6A6" w:themeColor="background1" w:themeShade="A6"/>
-              <w:left w:val="outset" w:sz="6" w:space="0" w:color="A6A6A6" w:themeColor="background1" w:themeShade="A6"/>
-              <w:bottom w:val="outset" w:sz="6" w:space="0" w:color="A6A6A6" w:themeColor="background1" w:themeShade="A6"/>
-              <w:right w:val="outset" w:sz="6" w:space="0" w:color="A6A6A6" w:themeColor="background1" w:themeShade="A6"/>
-            </w:tcBorders>
-          </w:tcPr>
-          <w:p>
-            <w:pPr>
-              <w:rPr>
-                <w:rFonts w:ascii="Arial" w:hAnsi="Arial" w:cs="Arial"/>
-                <w:sz w:val="20"/>
-                <w:szCs w:val="20"/>
-                <w:lang w:val="es-BO"/>
-              </w:rPr>
-            </w:pPr>
-            <w:r>
-              <w:rPr>
-                <w:rFonts w:ascii="Arial" w:hAnsi="Arial" w:cs="Arial"/>
-                <w:sz w:val="20"/>
-                <w:szCs w:val="20"/>
-                <w:lang w:val="es-BO"/>
-              </w:rPr>
-              <w:t>GRADO DE INSTRUCCIÓN:</w:t>
             </w:r>
           </w:p>
         </w:tc>
@@ -612,7 +453,7 @@
                 <w:szCs w:val="20"/>
                 <w:lang w:val="es-BO"/>
               </w:rPr>
-              <w:t>UNIDAD EDUCATIVA:</w:t>
+              <w:t>LUGAR DE NACIMIENTO:</w:t>
             </w:r>
           </w:p>
         </w:tc>
@@ -669,7 +510,7 @@
                 <w:szCs w:val="20"/>
                 <w:lang w:val="es-BO"/>
               </w:rPr>
-              <w:t>OCUPACIÓN:</w:t>
+              <w:t>GRADO DE INSTRUCCIÓN:</w:t>
             </w:r>
           </w:p>
         </w:tc>
@@ -692,15 +533,6 @@
                 <w:lang w:val="es-BO"/>
               </w:rPr>
             </w:pPr>
-            <w:r>
-              <w:rPr>
-                <w:rFonts w:ascii="Arial" w:hAnsi="Arial" w:cs="Arial"/>
-                <w:sz w:val="20"/>
-                <w:szCs w:val="20"/>
-                <w:lang w:val="es-BO"/>
-              </w:rPr>
-              <w:t xml:space="preserve">ESTUDIANTE </w:t>
-            </w:r>
           </w:p>
         </w:tc>
       </w:tr>
@@ -735,7 +567,7 @@
                 <w:szCs w:val="20"/>
                 <w:lang w:val="es-BO"/>
               </w:rPr>
-              <w:t>DOMICILIO:</w:t>
+              <w:t>UNIDAD EDUCATIVA:</w:t>
             </w:r>
           </w:p>
         </w:tc>
@@ -758,15 +590,6 @@
                 <w:lang w:val="es-BO"/>
               </w:rPr>
             </w:pPr>
-            <w:r>
-              <w:rPr>
-                <w:rFonts w:ascii="Arial" w:hAnsi="Arial" w:cs="Arial"/>
-                <w:sz w:val="20"/>
-                <w:szCs w:val="20"/>
-                <w:lang w:val="es-BO"/>
-              </w:rPr>
-              <w:t xml:space="preserve">BARRIO CASA VIEJA </w:t>
-            </w:r>
           </w:p>
         </w:tc>
       </w:tr>
@@ -801,7 +624,7 @@
                 <w:szCs w:val="20"/>
                 <w:lang w:val="es-BO"/>
               </w:rPr>
-              <w:t>NOMBRE DE LA MADRE:</w:t>
+              <w:t>OCUPACIÓN:</w:t>
             </w:r>
           </w:p>
         </w:tc>
@@ -824,15 +647,6 @@
                 <w:lang w:val="es-BO"/>
               </w:rPr>
             </w:pPr>
-            <w:r>
-              <w:rPr>
-                <w:rFonts w:ascii="Arial" w:hAnsi="Arial" w:cs="Arial"/>
-                <w:sz w:val="20"/>
-                <w:szCs w:val="20"/>
-                <w:lang w:val="es-BO"/>
-              </w:rPr>
-              <w:t>RUTH MIRTHA GUZMAN MAMANI</w:t>
-            </w:r>
           </w:p>
         </w:tc>
       </w:tr>
@@ -867,6 +681,120 @@
                 <w:szCs w:val="20"/>
                 <w:lang w:val="es-BO"/>
               </w:rPr>
+              <w:t>DOMICILIO:</w:t>
+            </w:r>
+          </w:p>
+        </w:tc>
+        <w:tc>
+          <w:tcPr>
+            <w:tcW w:w="5601" w:type="dxa"/>
+            <w:tcBorders>
+              <w:top w:val="outset" w:sz="6" w:space="0" w:color="A6A6A6" w:themeColor="background1" w:themeShade="A6"/>
+              <w:left w:val="outset" w:sz="6" w:space="0" w:color="A6A6A6" w:themeColor="background1" w:themeShade="A6"/>
+              <w:bottom w:val="outset" w:sz="6" w:space="0" w:color="A6A6A6" w:themeColor="background1" w:themeShade="A6"/>
+              <w:right w:val="outset" w:sz="6" w:space="0" w:color="A6A6A6" w:themeColor="background1" w:themeShade="A6"/>
+            </w:tcBorders>
+          </w:tcPr>
+          <w:p>
+            <w:pPr>
+              <w:rPr>
+                <w:rFonts w:ascii="Arial" w:hAnsi="Arial" w:cs="Arial"/>
+                <w:sz w:val="20"/>
+                <w:szCs w:val="20"/>
+                <w:lang w:val="es-BO"/>
+              </w:rPr>
+            </w:pPr>
+          </w:p>
+        </w:tc>
+      </w:tr>
+      <w:tr>
+        <w:trPr>
+          <w:tblCellSpacing w:w="20" w:type="dxa"/>
+          <w:jc w:val="center"/>
+        </w:trPr>
+        <w:tc>
+          <w:tcPr>
+            <w:tcW w:w="3051" w:type="dxa"/>
+            <w:tcBorders>
+              <w:top w:val="outset" w:sz="6" w:space="0" w:color="A6A6A6" w:themeColor="background1" w:themeShade="A6"/>
+              <w:left w:val="outset" w:sz="6" w:space="0" w:color="A6A6A6" w:themeColor="background1" w:themeShade="A6"/>
+              <w:bottom w:val="outset" w:sz="6" w:space="0" w:color="A6A6A6" w:themeColor="background1" w:themeShade="A6"/>
+              <w:right w:val="outset" w:sz="6" w:space="0" w:color="A6A6A6" w:themeColor="background1" w:themeShade="A6"/>
+            </w:tcBorders>
+          </w:tcPr>
+          <w:p>
+            <w:pPr>
+              <w:rPr>
+                <w:rFonts w:ascii="Arial" w:hAnsi="Arial" w:cs="Arial"/>
+                <w:sz w:val="20"/>
+                <w:szCs w:val="20"/>
+                <w:lang w:val="es-BO"/>
+              </w:rPr>
+            </w:pPr>
+            <w:r>
+              <w:rPr>
+                <w:rFonts w:ascii="Arial" w:hAnsi="Arial" w:cs="Arial"/>
+                <w:sz w:val="20"/>
+                <w:szCs w:val="20"/>
+                <w:lang w:val="es-BO"/>
+              </w:rPr>
+              <w:t>NOMBRE DE LA MADRE:</w:t>
+            </w:r>
+          </w:p>
+        </w:tc>
+        <w:tc>
+          <w:tcPr>
+            <w:tcW w:w="5601" w:type="dxa"/>
+            <w:tcBorders>
+              <w:top w:val="outset" w:sz="6" w:space="0" w:color="A6A6A6" w:themeColor="background1" w:themeShade="A6"/>
+              <w:left w:val="outset" w:sz="6" w:space="0" w:color="A6A6A6" w:themeColor="background1" w:themeShade="A6"/>
+              <w:bottom w:val="outset" w:sz="6" w:space="0" w:color="A6A6A6" w:themeColor="background1" w:themeShade="A6"/>
+              <w:right w:val="outset" w:sz="6" w:space="0" w:color="A6A6A6" w:themeColor="background1" w:themeShade="A6"/>
+            </w:tcBorders>
+          </w:tcPr>
+          <w:p>
+            <w:pPr>
+              <w:rPr>
+                <w:rFonts w:ascii="Arial" w:hAnsi="Arial" w:cs="Arial"/>
+                <w:sz w:val="20"/>
+                <w:szCs w:val="20"/>
+                <w:lang w:val="es-BO"/>
+              </w:rPr>
+            </w:pPr>
+          </w:p>
+        </w:tc>
+      </w:tr>
+      <w:tr>
+        <w:trPr>
+          <w:tblCellSpacing w:w="20" w:type="dxa"/>
+          <w:jc w:val="center"/>
+        </w:trPr>
+        <w:tc>
+          <w:tcPr>
+            <w:tcW w:w="3051" w:type="dxa"/>
+            <w:tcBorders>
+              <w:top w:val="outset" w:sz="6" w:space="0" w:color="A6A6A6" w:themeColor="background1" w:themeShade="A6"/>
+              <w:left w:val="outset" w:sz="6" w:space="0" w:color="A6A6A6" w:themeColor="background1" w:themeShade="A6"/>
+              <w:bottom w:val="outset" w:sz="6" w:space="0" w:color="A6A6A6" w:themeColor="background1" w:themeShade="A6"/>
+              <w:right w:val="outset" w:sz="6" w:space="0" w:color="A6A6A6" w:themeColor="background1" w:themeShade="A6"/>
+            </w:tcBorders>
+          </w:tcPr>
+          <w:p>
+            <w:pPr>
+              <w:rPr>
+                <w:rFonts w:ascii="Arial" w:hAnsi="Arial" w:cs="Arial"/>
+                <w:sz w:val="20"/>
+                <w:szCs w:val="20"/>
+                <w:lang w:val="es-BO"/>
+              </w:rPr>
+            </w:pPr>
+            <w:r>
+              <w:rPr>
+                <w:rFonts w:ascii="Arial" w:hAnsi="Arial" w:cs="Arial"/>
+                <w:sz w:val="20"/>
+                <w:szCs w:val="20"/>
+                <w:lang w:val="es-BO"/>
+              </w:rPr>
               <w:t>NOMBRE DEL PADRE:</w:t>
             </w:r>
           </w:p>
@@ -890,15 +818,6 @@
                 <w:lang w:val="es-BO"/>
               </w:rPr>
             </w:pPr>
-            <w:r>
-              <w:rPr>
-                <w:rFonts w:ascii="Arial" w:hAnsi="Arial" w:cs="Arial"/>
-                <w:sz w:val="20"/>
-                <w:szCs w:val="20"/>
-                <w:lang w:val="es-BO"/>
-              </w:rPr>
-              <w:t xml:space="preserve">OSCAR BERNAL BERNA </w:t>
-            </w:r>
           </w:p>
         </w:tc>
       </w:tr>
@@ -962,29 +881,7 @@
                 <w:szCs w:val="22"/>
                 <w:lang w:val="es-BO"/>
               </w:rPr>
-              <w:t xml:space="preserve">SE REALIZA LA SIGUIENTE ENTREVISTA INFORMATIVA A REQUERIMIENTO EMITIDO POR EL </w:t>
-            </w:r>
-            <w:proofErr w:type="spellStart"/>
-            <w:r>
-              <w:rPr>
-                <w:rFonts w:ascii="Arial" w:hAnsi="Arial" w:cs="Arial"/>
-                <w:color w:val="000000" w:themeColor="text1"/>
-                <w:sz w:val="22"/>
-                <w:szCs w:val="22"/>
-                <w:lang w:val="es-BO"/>
-              </w:rPr>
-              <w:t>Dr</w:t>
-            </w:r>
-            <w:proofErr w:type="spellEnd"/>
-            <w:r>
-              <w:rPr>
-                <w:rFonts w:ascii="Arial" w:hAnsi="Arial" w:cs="Arial"/>
-                <w:color w:val="000000" w:themeColor="text1"/>
-                <w:sz w:val="22"/>
-                <w:szCs w:val="22"/>
-                <w:lang w:val="es-BO"/>
-              </w:rPr>
-              <w:t xml:space="preserve">/a. </w:t>
+              <w:t xml:space="preserve">SE REALIZA LA SIGUIENTE ENTREVISTA INFORMATIVA A REQUERIMIENTO EMITIDO POR EL Dr/a. </w:t>
             </w:r>
             <w:r>
               <w:rPr>
@@ -994,7 +891,7 @@
                 <w:szCs w:val="22"/>
                 <w:lang w:val="es-BO"/>
               </w:rPr>
-              <w:t>ALDO CORRILLO MACHICADO</w:t>
+              <w:t>……………………………………</w:t>
             </w:r>
             <w:r>
               <w:rPr>
@@ -1132,29 +1029,7 @@
           <w:sz w:val="22"/>
           <w:szCs w:val="22"/>
         </w:rPr>
-        <w:t>{{</w:t>
-      </w:r>
-      <w:proofErr w:type="spellStart"/>
-      <w:r>
-        <w:rPr>
-          <w:rFonts w:ascii="Arial" w:hAnsi="Arial" w:cs="Arial"/>
-          <w:bCs/>
-          <w:color w:val="000000" w:themeColor="text1"/>
-          <w:sz w:val="22"/>
-          <w:szCs w:val="22"/>
-        </w:rPr>
-        <w:t>TRANSCRIPCION</w:t>
-      </w:r>
-      <w:proofErr w:type="spellEnd"/>
-      <w:r>
-        <w:rPr>
-          <w:rFonts w:ascii="Arial" w:hAnsi="Arial" w:cs="Arial"/>
-          <w:bCs/>
-          <w:color w:val="000000" w:themeColor="text1"/>
-          <w:sz w:val="22"/>
-          <w:szCs w:val="22"/>
-        </w:rPr>
-        <w:t>}}</w:t>
+        <w:t>{{TRANSCRIPCION}}</w:t>
       </w:r>
     </w:p>
     <w:p>
